--- a/PRUEBAS UNITARIA - ETL TIENDA.docx
+++ b/PRUEBAS UNITARIA - ETL TIENDA.docx
@@ -6,36 +6,40 @@
       <w:pPr>
         <w:jc w:val="center"/>
         <w:rPr>
+          <w:rFonts w:ascii="Arial" w:hAnsi="Arial" w:cs="Arial"/>
           <w:b/>
           <w:bCs/>
-          <w:sz w:val="20"/>
-          <w:szCs w:val="22"/>
-        </w:rPr>
-      </w:pPr>
-      <w:r>
-        <w:rPr>
+          <w:sz w:val="24"/>
+          <w:szCs w:val="24"/>
+        </w:rPr>
+      </w:pPr>
+      <w:r>
+        <w:rPr>
+          <w:rFonts w:ascii="Arial" w:hAnsi="Arial" w:cs="Arial"/>
           <w:b/>
           <w:bCs/>
-          <w:sz w:val="20"/>
-          <w:szCs w:val="22"/>
+          <w:sz w:val="24"/>
+          <w:szCs w:val="24"/>
         </w:rPr>
         <w:t>PRUEBAS UNITARIA</w:t>
       </w:r>
       <w:r>
         <w:rPr>
+          <w:rFonts w:ascii="Arial" w:hAnsi="Arial" w:cs="Arial"/>
           <w:b/>
           <w:bCs/>
-          <w:sz w:val="20"/>
-          <w:szCs w:val="22"/>
+          <w:sz w:val="24"/>
+          <w:szCs w:val="24"/>
         </w:rPr>
         <w:t xml:space="preserve"> – ETL TI</w:t>
       </w:r>
       <w:r>
         <w:rPr>
+          <w:rFonts w:ascii="Arial" w:hAnsi="Arial" w:cs="Arial"/>
           <w:b/>
           <w:bCs/>
-          <w:sz w:val="20"/>
-          <w:szCs w:val="22"/>
+          <w:sz w:val="24"/>
+          <w:szCs w:val="24"/>
         </w:rPr>
         <w:t>ENDA</w:t>
       </w:r>
@@ -47,23 +51,1689 @@
           <w:ilvl w:val="0"/>
           <w:numId w:val="3"/>
         </w:numPr>
-      </w:pPr>
-      <w:r>
-        <w:t xml:space="preserve">Se selecciona y ejecuta el State Machine. </w:t>
+        <w:rPr>
+          <w:rFonts w:ascii="Arial" w:hAnsi="Arial" w:cs="Arial"/>
+          <w:b/>
+          <w:bCs/>
+          <w:sz w:val="22"/>
+          <w:szCs w:val="22"/>
+        </w:rPr>
+      </w:pPr>
+      <w:r>
+        <w:rPr>
+          <w:rFonts w:ascii="Arial" w:hAnsi="Arial" w:cs="Arial"/>
+          <w:b/>
+          <w:bCs/>
+          <w:sz w:val="22"/>
+          <w:szCs w:val="22"/>
+        </w:rPr>
+        <w:t>FUENTES DE ORIGEN</w:t>
       </w:r>
     </w:p>
     <w:p>
       <w:pPr>
+        <w:pStyle w:val="Prrafodelista"/>
+        <w:numPr>
+          <w:ilvl w:val="0"/>
+          <w:numId w:val="5"/>
+        </w:numPr>
+        <w:rPr>
+          <w:rFonts w:ascii="Arial" w:hAnsi="Arial" w:cs="Arial"/>
+          <w:b/>
+          <w:bCs/>
+          <w:sz w:val="22"/>
+          <w:szCs w:val="22"/>
+          <w:lang w:val="en-US"/>
+        </w:rPr>
+      </w:pPr>
+      <w:r>
+        <w:rPr>
+          <w:rFonts w:ascii="Arial" w:hAnsi="Arial" w:cs="Arial"/>
+          <w:b/>
+          <w:bCs/>
+          <w:sz w:val="22"/>
+          <w:szCs w:val="22"/>
+        </w:rPr>
+        <w:t xml:space="preserve">Tabla: </w:t>
+      </w:r>
+      <w:r>
+        <w:rPr>
+          <w:rFonts w:ascii="Arial" w:hAnsi="Arial" w:cs="Arial"/>
+          <w:b/>
+          <w:bCs/>
+          <w:sz w:val="22"/>
+          <w:szCs w:val="22"/>
+        </w:rPr>
+        <w:t>“</w:t>
+      </w:r>
+      <w:proofErr w:type="spellStart"/>
+      <w:r>
+        <w:rPr>
+          <w:rFonts w:ascii="Arial" w:hAnsi="Arial" w:cs="Arial"/>
+          <w:sz w:val="22"/>
+          <w:szCs w:val="22"/>
+          <w:lang w:val="en-US"/>
+        </w:rPr>
+        <w:t>d_perm_aws</w:t>
+      </w:r>
+      <w:proofErr w:type="spellEnd"/>
+      <w:r>
+        <w:rPr>
+          <w:rFonts w:ascii="Arial" w:hAnsi="Arial" w:cs="Arial"/>
+          <w:b/>
+          <w:bCs/>
+          <w:sz w:val="22"/>
+          <w:szCs w:val="22"/>
+        </w:rPr>
+        <w:t>”</w:t>
+      </w:r>
+    </w:p>
+    <w:p>
+      <w:pPr>
+        <w:pStyle w:val="Prrafodelista"/>
+        <w:numPr>
+          <w:ilvl w:val="0"/>
+          <w:numId w:val="5"/>
+        </w:numPr>
+        <w:rPr>
+          <w:rFonts w:ascii="Arial" w:hAnsi="Arial" w:cs="Arial"/>
+          <w:b/>
+          <w:bCs/>
+          <w:sz w:val="22"/>
+          <w:szCs w:val="22"/>
+        </w:rPr>
+      </w:pPr>
+      <w:proofErr w:type="spellStart"/>
+      <w:r>
+        <w:rPr>
+          <w:rFonts w:ascii="Arial" w:hAnsi="Arial" w:cs="Arial"/>
+          <w:b/>
+          <w:bCs/>
+          <w:sz w:val="22"/>
+          <w:szCs w:val="22"/>
+        </w:rPr>
+        <w:t>Database</w:t>
+      </w:r>
+      <w:proofErr w:type="spellEnd"/>
+      <w:r>
+        <w:rPr>
+          <w:rFonts w:ascii="Arial" w:hAnsi="Arial" w:cs="Arial"/>
+          <w:b/>
+          <w:bCs/>
+          <w:sz w:val="22"/>
+          <w:szCs w:val="22"/>
+        </w:rPr>
+        <w:t xml:space="preserve">: </w:t>
+      </w:r>
+      <w:r>
+        <w:rPr>
+          <w:rFonts w:ascii="Arial" w:hAnsi="Arial" w:cs="Arial"/>
+          <w:b/>
+          <w:bCs/>
+          <w:sz w:val="22"/>
+          <w:szCs w:val="22"/>
+        </w:rPr>
+        <w:t>“</w:t>
+      </w:r>
+      <w:proofErr w:type="spellStart"/>
+      <w:r>
+        <w:rPr>
+          <w:rFonts w:ascii="Arial" w:hAnsi="Arial" w:cs="Arial"/>
+          <w:sz w:val="22"/>
+          <w:szCs w:val="22"/>
+        </w:rPr>
+        <w:t>crm_src_maestro_tiendas</w:t>
+      </w:r>
+      <w:proofErr w:type="spellEnd"/>
+      <w:r>
+        <w:rPr>
+          <w:rFonts w:ascii="Arial" w:hAnsi="Arial" w:cs="Arial"/>
+          <w:b/>
+          <w:bCs/>
+          <w:sz w:val="22"/>
+          <w:szCs w:val="22"/>
+        </w:rPr>
+        <w:t>”</w:t>
+      </w:r>
+    </w:p>
+    <w:p>
+      <w:pPr>
+        <w:pStyle w:val="Prrafodelista"/>
+        <w:ind w:left="1080"/>
+        <w:rPr>
+          <w:rFonts w:ascii="Arial" w:hAnsi="Arial" w:cs="Arial"/>
+          <w:b/>
+          <w:bCs/>
+          <w:sz w:val="22"/>
+          <w:szCs w:val="22"/>
+          <w:lang w:val="en-US"/>
+        </w:rPr>
+      </w:pPr>
+      <w:r>
+        <w:rPr>
+          <w:rFonts w:ascii="Arial" w:hAnsi="Arial" w:cs="Arial"/>
+          <w:b/>
+          <w:bCs/>
+          <w:sz w:val="22"/>
+          <w:szCs w:val="22"/>
+          <w:lang w:val="en-US"/>
+        </w:rPr>
+        <w:t xml:space="preserve">Query: </w:t>
+      </w:r>
+      <w:r>
+        <w:rPr>
+          <w:rFonts w:ascii="Arial" w:hAnsi="Arial" w:cs="Arial"/>
+          <w:sz w:val="22"/>
+          <w:szCs w:val="22"/>
+          <w:lang w:val="en-US"/>
+        </w:rPr>
+        <w:t>SELECT * FROM "d_perm_</w:t>
+      </w:r>
+      <w:proofErr w:type="spellStart"/>
+      <w:r>
+        <w:rPr>
+          <w:rFonts w:ascii="Arial" w:hAnsi="Arial" w:cs="Arial"/>
+          <w:sz w:val="22"/>
+          <w:szCs w:val="22"/>
+          <w:lang w:val="en-US"/>
+        </w:rPr>
+        <w:t>aws</w:t>
+      </w:r>
+      <w:proofErr w:type="spellEnd"/>
+      <w:r>
+        <w:rPr>
+          <w:rFonts w:ascii="Arial" w:hAnsi="Arial" w:cs="Arial"/>
+          <w:sz w:val="22"/>
+          <w:szCs w:val="22"/>
+          <w:lang w:val="en-US"/>
+        </w:rPr>
+        <w:t>"."</w:t>
+      </w:r>
+      <w:proofErr w:type="spellStart"/>
+      <w:r>
+        <w:rPr>
+          <w:rFonts w:ascii="Arial" w:hAnsi="Arial" w:cs="Arial"/>
+          <w:sz w:val="22"/>
+          <w:szCs w:val="22"/>
+          <w:lang w:val="en-US"/>
+        </w:rPr>
+        <w:t>crm_src_maestro_tiendas</w:t>
+      </w:r>
+      <w:proofErr w:type="spellEnd"/>
+      <w:r>
+        <w:rPr>
+          <w:rFonts w:ascii="Arial" w:hAnsi="Arial" w:cs="Arial"/>
+          <w:b/>
+          <w:bCs/>
+          <w:sz w:val="22"/>
+          <w:szCs w:val="22"/>
+          <w:lang w:val="en-US"/>
+        </w:rPr>
+        <w:t>";</w:t>
+      </w:r>
+    </w:p>
+    <w:p>
+      <w:pPr>
+        <w:pStyle w:val="Prrafodelista"/>
+        <w:ind w:left="1080"/>
+        <w:rPr>
+          <w:rFonts w:ascii="Arial" w:hAnsi="Arial" w:cs="Arial"/>
+          <w:sz w:val="22"/>
+          <w:szCs w:val="22"/>
+        </w:rPr>
+      </w:pPr>
+      <w:r>
+        <w:rPr>
+          <w:rFonts w:ascii="Arial" w:hAnsi="Arial" w:cs="Arial"/>
+          <w:sz w:val="22"/>
+          <w:szCs w:val="22"/>
+        </w:rPr>
+        <w:t>Vista de la información en Athena:</w:t>
+      </w:r>
+    </w:p>
+    <w:p>
+      <w:pPr>
+        <w:jc w:val="center"/>
+        <w:rPr>
+          <w:rFonts w:ascii="Arial" w:hAnsi="Arial" w:cs="Arial"/>
+          <w:b/>
+          <w:bCs/>
+          <w:sz w:val="22"/>
+          <w:szCs w:val="22"/>
+        </w:rPr>
+      </w:pPr>
+      <w:r>
+        <w:rPr>
+          <w:rFonts w:ascii="Arial" w:hAnsi="Arial" w:cs="Arial"/>
+          <w:noProof/>
+          <w:sz w:val="22"/>
+          <w:szCs w:val="22"/>
+        </w:rPr>
+        <w:drawing>
+          <wp:inline distT="0" distB="0" distL="0" distR="0" wp14:anchorId="043F9968" wp14:editId="1E6C88EC">
+            <wp:extent cx="5943600" cy="2610485"/>
+            <wp:effectExtent l="0" t="0" r="0" b="0"/>
+            <wp:docPr id="1047500732" name="Imagen 1"/>
+            <wp:cNvGraphicFramePr>
+              <a:graphicFrameLocks xmlns:a="http://schemas.openxmlformats.org/drawingml/2006/main" noChangeAspect="1"/>
+            </wp:cNvGraphicFramePr>
+            <a:graphic xmlns:a="http://schemas.openxmlformats.org/drawingml/2006/main">
+              <a:graphicData uri="http://schemas.openxmlformats.org/drawingml/2006/picture">
+                <pic:pic xmlns:pic="http://schemas.openxmlformats.org/drawingml/2006/picture">
+                  <pic:nvPicPr>
+                    <pic:cNvPr id="1047500732" name=""/>
+                    <pic:cNvPicPr/>
+                  </pic:nvPicPr>
+                  <pic:blipFill>
+                    <a:blip r:embed="rId8"/>
+                    <a:stretch>
+                      <a:fillRect/>
+                    </a:stretch>
+                  </pic:blipFill>
+                  <pic:spPr>
+                    <a:xfrm>
+                      <a:off x="0" y="0"/>
+                      <a:ext cx="5943600" cy="2610485"/>
+                    </a:xfrm>
+                    <a:prstGeom prst="rect">
+                      <a:avLst/>
+                    </a:prstGeom>
+                  </pic:spPr>
+                </pic:pic>
+              </a:graphicData>
+            </a:graphic>
+          </wp:inline>
+        </w:drawing>
+      </w:r>
+    </w:p>
+    <w:p>
+      <w:pPr>
+        <w:pStyle w:val="Prrafodelista"/>
+        <w:numPr>
+          <w:ilvl w:val="0"/>
+          <w:numId w:val="3"/>
+        </w:numPr>
+        <w:rPr>
+          <w:rFonts w:ascii="Arial" w:hAnsi="Arial" w:cs="Arial"/>
+          <w:b/>
+          <w:bCs/>
+          <w:sz w:val="22"/>
+          <w:szCs w:val="22"/>
+        </w:rPr>
+      </w:pPr>
+      <w:r>
+        <w:rPr>
+          <w:rFonts w:ascii="Arial" w:hAnsi="Arial" w:cs="Arial"/>
+          <w:b/>
+          <w:bCs/>
+          <w:sz w:val="22"/>
+          <w:szCs w:val="22"/>
+        </w:rPr>
+        <w:t>REGLAS DE CALIDAD</w:t>
+      </w:r>
+    </w:p>
+    <w:p>
+      <w:pPr>
+        <w:pStyle w:val="Prrafodelista"/>
+        <w:rPr>
+          <w:rFonts w:ascii="Arial" w:hAnsi="Arial" w:cs="Arial"/>
+          <w:sz w:val="22"/>
+          <w:szCs w:val="22"/>
+        </w:rPr>
+      </w:pPr>
+      <w:r>
+        <w:rPr>
+          <w:rFonts w:ascii="Arial" w:hAnsi="Arial" w:cs="Arial"/>
+          <w:sz w:val="22"/>
+          <w:szCs w:val="22"/>
+        </w:rPr>
+        <w:t xml:space="preserve">Para los campos a extraer, se van a aplicar las siguientes reglas de calidad: </w:t>
+      </w:r>
+    </w:p>
+    <w:tbl>
+      <w:tblPr>
+        <w:tblW w:w="5452" w:type="dxa"/>
+        <w:jc w:val="center"/>
+        <w:tblBorders>
+          <w:top w:val="single" w:sz="4" w:space="0" w:color="auto"/>
+          <w:left w:val="single" w:sz="4" w:space="0" w:color="auto"/>
+          <w:bottom w:val="single" w:sz="4" w:space="0" w:color="auto"/>
+          <w:right w:val="single" w:sz="4" w:space="0" w:color="auto"/>
+          <w:insideH w:val="single" w:sz="4" w:space="0" w:color="auto"/>
+          <w:insideV w:val="single" w:sz="4" w:space="0" w:color="auto"/>
+        </w:tblBorders>
+        <w:tblLook w:val="04A0" w:firstRow="1" w:lastRow="0" w:firstColumn="1" w:lastColumn="0" w:noHBand="0" w:noVBand="1"/>
+      </w:tblPr>
+      <w:tblGrid>
+        <w:gridCol w:w="2456"/>
+        <w:gridCol w:w="2996"/>
+      </w:tblGrid>
+      <w:tr>
+        <w:trPr>
+          <w:trHeight w:val="240"/>
+          <w:jc w:val="center"/>
+        </w:trPr>
+        <w:tc>
+          <w:tcPr>
+            <w:tcW w:w="2456" w:type="dxa"/>
+            <w:shd w:val="clear" w:color="auto" w:fill="002060"/>
+            <w:noWrap/>
+            <w:vAlign w:val="bottom"/>
+            <w:hideMark/>
+          </w:tcPr>
+          <w:p>
+            <w:pPr>
+              <w:spacing w:after="0" w:line="240" w:lineRule="auto"/>
+              <w:jc w:val="center"/>
+              <w:rPr>
+                <w:rFonts w:ascii="Arial" w:eastAsia="Times New Roman" w:hAnsi="Arial" w:cs="Arial"/>
+                <w:b/>
+                <w:bCs/>
+                <w:iCs w:val="0"/>
+                <w:color w:val="FFFFFF" w:themeColor="background1"/>
+                <w:sz w:val="22"/>
+                <w:szCs w:val="22"/>
+                <w:lang w:val="en-US"/>
+              </w:rPr>
+            </w:pPr>
+            <w:r>
+              <w:rPr>
+                <w:rFonts w:ascii="Arial" w:eastAsia="Times New Roman" w:hAnsi="Arial" w:cs="Arial"/>
+                <w:b/>
+                <w:bCs/>
+                <w:iCs w:val="0"/>
+                <w:color w:val="FFFFFF" w:themeColor="background1"/>
+                <w:sz w:val="22"/>
+                <w:szCs w:val="22"/>
+                <w:lang w:val="en-US"/>
+              </w:rPr>
+              <w:t>C</w:t>
+            </w:r>
+            <w:r>
+              <w:rPr>
+                <w:rFonts w:ascii="Arial" w:eastAsia="Times New Roman" w:hAnsi="Arial" w:cs="Arial"/>
+                <w:b/>
+                <w:bCs/>
+                <w:iCs w:val="0"/>
+                <w:color w:val="FFFFFF" w:themeColor="background1"/>
+                <w:sz w:val="22"/>
+                <w:szCs w:val="22"/>
+                <w:lang w:val="en-US"/>
+              </w:rPr>
+              <w:t>AMPOS</w:t>
+            </w:r>
+          </w:p>
+        </w:tc>
+        <w:tc>
+          <w:tcPr>
+            <w:tcW w:w="2996" w:type="dxa"/>
+            <w:shd w:val="clear" w:color="auto" w:fill="002060"/>
+            <w:noWrap/>
+            <w:vAlign w:val="center"/>
+            <w:hideMark/>
+          </w:tcPr>
+          <w:p>
+            <w:pPr>
+              <w:spacing w:after="0" w:line="240" w:lineRule="auto"/>
+              <w:jc w:val="center"/>
+              <w:rPr>
+                <w:rFonts w:ascii="Arial" w:eastAsia="Times New Roman" w:hAnsi="Arial" w:cs="Arial"/>
+                <w:b/>
+                <w:bCs/>
+                <w:iCs w:val="0"/>
+                <w:color w:val="FFFFFF" w:themeColor="background1"/>
+                <w:sz w:val="22"/>
+                <w:szCs w:val="22"/>
+                <w:lang w:val="en-US"/>
+              </w:rPr>
+            </w:pPr>
+            <w:r>
+              <w:rPr>
+                <w:rFonts w:ascii="Arial" w:eastAsia="Times New Roman" w:hAnsi="Arial" w:cs="Arial"/>
+                <w:b/>
+                <w:bCs/>
+                <w:iCs w:val="0"/>
+                <w:color w:val="FFFFFF" w:themeColor="background1"/>
+                <w:sz w:val="22"/>
+                <w:szCs w:val="22"/>
+                <w:lang w:val="en-US"/>
+              </w:rPr>
+              <w:t>R</w:t>
+            </w:r>
+            <w:r>
+              <w:rPr>
+                <w:rFonts w:ascii="Arial" w:eastAsia="Times New Roman" w:hAnsi="Arial" w:cs="Arial"/>
+                <w:b/>
+                <w:bCs/>
+                <w:iCs w:val="0"/>
+                <w:color w:val="FFFFFF" w:themeColor="background1"/>
+                <w:sz w:val="22"/>
+                <w:szCs w:val="22"/>
+                <w:lang w:val="en-US"/>
+              </w:rPr>
+              <w:t>EGLAS DE CALIDAD</w:t>
+            </w:r>
+          </w:p>
+        </w:tc>
+      </w:tr>
+      <w:tr>
+        <w:trPr>
+          <w:trHeight w:val="240"/>
+          <w:jc w:val="center"/>
+        </w:trPr>
+        <w:tc>
+          <w:tcPr>
+            <w:tcW w:w="2456" w:type="dxa"/>
+            <w:noWrap/>
+            <w:vAlign w:val="bottom"/>
+          </w:tcPr>
+          <w:p>
+            <w:pPr>
+              <w:spacing w:after="0" w:line="240" w:lineRule="auto"/>
+              <w:rPr>
+                <w:rFonts w:ascii="Arial" w:eastAsia="Times New Roman" w:hAnsi="Arial" w:cs="Arial"/>
+                <w:iCs w:val="0"/>
+                <w:color w:val="000000"/>
+                <w:sz w:val="22"/>
+                <w:szCs w:val="22"/>
+                <w:lang w:val="en-US"/>
+              </w:rPr>
+            </w:pPr>
+            <w:r>
+              <w:rPr>
+                <w:rFonts w:ascii="Arial" w:eastAsia="Times New Roman" w:hAnsi="Arial" w:cs="Arial"/>
+                <w:iCs w:val="0"/>
+                <w:color w:val="000000"/>
+                <w:sz w:val="22"/>
+                <w:szCs w:val="22"/>
+                <w:lang w:val="en-US"/>
+              </w:rPr>
+              <w:t>COD_TIENDA</w:t>
+            </w:r>
+          </w:p>
+        </w:tc>
+        <w:tc>
+          <w:tcPr>
+            <w:tcW w:w="2996" w:type="dxa"/>
+            <w:noWrap/>
+            <w:vAlign w:val="center"/>
+          </w:tcPr>
+          <w:p>
+            <w:pPr>
+              <w:spacing w:after="0" w:line="240" w:lineRule="auto"/>
+              <w:rPr>
+                <w:rFonts w:ascii="Arial" w:eastAsia="Times New Roman" w:hAnsi="Arial" w:cs="Arial"/>
+                <w:iCs w:val="0"/>
+                <w:sz w:val="22"/>
+                <w:szCs w:val="22"/>
+                <w:lang w:val="en-US"/>
+              </w:rPr>
+            </w:pPr>
+            <w:r>
+              <w:rPr>
+                <w:rFonts w:ascii="Arial" w:eastAsia="Times New Roman" w:hAnsi="Arial" w:cs="Arial"/>
+                <w:iCs w:val="0"/>
+                <w:sz w:val="22"/>
+                <w:szCs w:val="22"/>
+                <w:lang w:val="en-US"/>
+              </w:rPr>
+              <w:t>RC001, RC002, RC003</w:t>
+            </w:r>
+          </w:p>
+        </w:tc>
+      </w:tr>
+      <w:tr>
+        <w:trPr>
+          <w:trHeight w:val="240"/>
+          <w:jc w:val="center"/>
+        </w:trPr>
+        <w:tc>
+          <w:tcPr>
+            <w:tcW w:w="2456" w:type="dxa"/>
+            <w:noWrap/>
+            <w:vAlign w:val="bottom"/>
+            <w:hideMark/>
+          </w:tcPr>
+          <w:p>
+            <w:pPr>
+              <w:spacing w:after="0" w:line="240" w:lineRule="auto"/>
+              <w:rPr>
+                <w:rFonts w:ascii="Arial" w:eastAsia="Times New Roman" w:hAnsi="Arial" w:cs="Arial"/>
+                <w:iCs w:val="0"/>
+                <w:color w:val="000000"/>
+                <w:sz w:val="22"/>
+                <w:szCs w:val="22"/>
+                <w:lang w:val="en-US"/>
+              </w:rPr>
+            </w:pPr>
+            <w:r>
+              <w:rPr>
+                <w:rFonts w:ascii="Arial" w:eastAsia="Times New Roman" w:hAnsi="Arial" w:cs="Arial"/>
+                <w:iCs w:val="0"/>
+                <w:color w:val="000000"/>
+                <w:sz w:val="22"/>
+                <w:szCs w:val="22"/>
+                <w:lang w:val="en-US"/>
+              </w:rPr>
+              <w:t>DESC_TIENDA</w:t>
+            </w:r>
+          </w:p>
+        </w:tc>
+        <w:tc>
+          <w:tcPr>
+            <w:tcW w:w="2996" w:type="dxa"/>
+            <w:noWrap/>
+            <w:vAlign w:val="center"/>
+            <w:hideMark/>
+          </w:tcPr>
+          <w:p>
+            <w:pPr>
+              <w:spacing w:after="0" w:line="240" w:lineRule="auto"/>
+              <w:rPr>
+                <w:rFonts w:ascii="Arial" w:eastAsia="Times New Roman" w:hAnsi="Arial" w:cs="Arial"/>
+                <w:iCs w:val="0"/>
+                <w:sz w:val="22"/>
+                <w:szCs w:val="22"/>
+                <w:lang w:val="en-US"/>
+              </w:rPr>
+            </w:pPr>
+            <w:r>
+              <w:rPr>
+                <w:rFonts w:ascii="Arial" w:eastAsia="Times New Roman" w:hAnsi="Arial" w:cs="Arial"/>
+                <w:iCs w:val="0"/>
+                <w:sz w:val="22"/>
+                <w:szCs w:val="22"/>
+                <w:lang w:val="en-US"/>
+              </w:rPr>
+              <w:t>RC001, RC002, RC003</w:t>
+            </w:r>
+          </w:p>
+        </w:tc>
+      </w:tr>
+      <w:tr>
+        <w:trPr>
+          <w:trHeight w:val="240"/>
+          <w:jc w:val="center"/>
+        </w:trPr>
+        <w:tc>
+          <w:tcPr>
+            <w:tcW w:w="2456" w:type="dxa"/>
+            <w:noWrap/>
+            <w:vAlign w:val="bottom"/>
+            <w:hideMark/>
+          </w:tcPr>
+          <w:p>
+            <w:pPr>
+              <w:spacing w:after="0" w:line="240" w:lineRule="auto"/>
+              <w:rPr>
+                <w:rFonts w:ascii="Arial" w:eastAsia="Times New Roman" w:hAnsi="Arial" w:cs="Arial"/>
+                <w:iCs w:val="0"/>
+                <w:color w:val="000000"/>
+                <w:sz w:val="22"/>
+                <w:szCs w:val="22"/>
+                <w:lang w:val="en-US"/>
+              </w:rPr>
+            </w:pPr>
+            <w:r>
+              <w:rPr>
+                <w:rFonts w:ascii="Arial" w:eastAsia="Times New Roman" w:hAnsi="Arial" w:cs="Arial"/>
+                <w:iCs w:val="0"/>
+                <w:color w:val="000000"/>
+                <w:sz w:val="22"/>
+                <w:szCs w:val="22"/>
+                <w:lang w:val="en-US"/>
+              </w:rPr>
+              <w:t>TIPO_TIENDA</w:t>
+            </w:r>
+          </w:p>
+        </w:tc>
+        <w:tc>
+          <w:tcPr>
+            <w:tcW w:w="2996" w:type="dxa"/>
+            <w:noWrap/>
+            <w:vAlign w:val="center"/>
+            <w:hideMark/>
+          </w:tcPr>
+          <w:p>
+            <w:pPr>
+              <w:spacing w:after="0" w:line="240" w:lineRule="auto"/>
+              <w:rPr>
+                <w:rFonts w:ascii="Arial" w:eastAsia="Times New Roman" w:hAnsi="Arial" w:cs="Arial"/>
+                <w:iCs w:val="0"/>
+                <w:sz w:val="22"/>
+                <w:szCs w:val="22"/>
+                <w:lang w:val="en-US"/>
+              </w:rPr>
+            </w:pPr>
+            <w:r>
+              <w:rPr>
+                <w:rFonts w:ascii="Arial" w:eastAsia="Times New Roman" w:hAnsi="Arial" w:cs="Arial"/>
+                <w:iCs w:val="0"/>
+                <w:sz w:val="22"/>
+                <w:szCs w:val="22"/>
+                <w:lang w:val="en-US"/>
+              </w:rPr>
+              <w:t>RC004</w:t>
+            </w:r>
+          </w:p>
+        </w:tc>
+      </w:tr>
+      <w:tr>
+        <w:trPr>
+          <w:trHeight w:val="240"/>
+          <w:jc w:val="center"/>
+        </w:trPr>
+        <w:tc>
+          <w:tcPr>
+            <w:tcW w:w="2456" w:type="dxa"/>
+            <w:noWrap/>
+            <w:vAlign w:val="bottom"/>
+            <w:hideMark/>
+          </w:tcPr>
+          <w:p>
+            <w:pPr>
+              <w:spacing w:after="0" w:line="240" w:lineRule="auto"/>
+              <w:rPr>
+                <w:rFonts w:ascii="Arial" w:eastAsia="Times New Roman" w:hAnsi="Arial" w:cs="Arial"/>
+                <w:iCs w:val="0"/>
+                <w:color w:val="000000"/>
+                <w:sz w:val="22"/>
+                <w:szCs w:val="22"/>
+                <w:lang w:val="en-US"/>
+              </w:rPr>
+            </w:pPr>
+            <w:r>
+              <w:rPr>
+                <w:rFonts w:ascii="Arial" w:eastAsia="Times New Roman" w:hAnsi="Arial" w:cs="Arial"/>
+                <w:iCs w:val="0"/>
+                <w:color w:val="000000"/>
+                <w:sz w:val="22"/>
+                <w:szCs w:val="22"/>
+                <w:lang w:val="en-US"/>
+              </w:rPr>
+              <w:t>FLG_ACTIVO</w:t>
+            </w:r>
+          </w:p>
+        </w:tc>
+        <w:tc>
+          <w:tcPr>
+            <w:tcW w:w="2996" w:type="dxa"/>
+            <w:noWrap/>
+            <w:vAlign w:val="center"/>
+            <w:hideMark/>
+          </w:tcPr>
+          <w:p>
+            <w:pPr>
+              <w:spacing w:after="0" w:line="240" w:lineRule="auto"/>
+              <w:rPr>
+                <w:rFonts w:ascii="Arial" w:eastAsia="Times New Roman" w:hAnsi="Arial" w:cs="Arial"/>
+                <w:iCs w:val="0"/>
+                <w:color w:val="000000"/>
+                <w:sz w:val="22"/>
+                <w:szCs w:val="22"/>
+                <w:lang w:val="en-US"/>
+              </w:rPr>
+            </w:pPr>
+          </w:p>
+        </w:tc>
+      </w:tr>
+      <w:tr>
+        <w:trPr>
+          <w:trHeight w:val="240"/>
+          <w:jc w:val="center"/>
+        </w:trPr>
+        <w:tc>
+          <w:tcPr>
+            <w:tcW w:w="2456" w:type="dxa"/>
+            <w:noWrap/>
+            <w:vAlign w:val="bottom"/>
+            <w:hideMark/>
+          </w:tcPr>
+          <w:p>
+            <w:pPr>
+              <w:spacing w:after="0" w:line="240" w:lineRule="auto"/>
+              <w:rPr>
+                <w:rFonts w:ascii="Arial" w:eastAsia="Times New Roman" w:hAnsi="Arial" w:cs="Arial"/>
+                <w:iCs w:val="0"/>
+                <w:color w:val="000000"/>
+                <w:sz w:val="22"/>
+                <w:szCs w:val="22"/>
+                <w:lang w:val="en-US"/>
+              </w:rPr>
+            </w:pPr>
+            <w:r>
+              <w:rPr>
+                <w:rFonts w:ascii="Arial" w:eastAsia="Times New Roman" w:hAnsi="Arial" w:cs="Arial"/>
+                <w:iCs w:val="0"/>
+                <w:color w:val="000000"/>
+                <w:sz w:val="22"/>
+                <w:szCs w:val="22"/>
+                <w:lang w:val="en-US"/>
+              </w:rPr>
+              <w:t>COD_UBIGEO</w:t>
+            </w:r>
+          </w:p>
+        </w:tc>
+        <w:tc>
+          <w:tcPr>
+            <w:tcW w:w="2996" w:type="dxa"/>
+            <w:noWrap/>
+            <w:vAlign w:val="center"/>
+            <w:hideMark/>
+          </w:tcPr>
+          <w:p>
+            <w:pPr>
+              <w:spacing w:after="0" w:line="240" w:lineRule="auto"/>
+              <w:rPr>
+                <w:rFonts w:ascii="Arial" w:eastAsia="Times New Roman" w:hAnsi="Arial" w:cs="Arial"/>
+                <w:iCs w:val="0"/>
+                <w:sz w:val="22"/>
+                <w:szCs w:val="22"/>
+                <w:lang w:val="en-US"/>
+              </w:rPr>
+            </w:pPr>
+            <w:r>
+              <w:rPr>
+                <w:rFonts w:ascii="Arial" w:eastAsia="Times New Roman" w:hAnsi="Arial" w:cs="Arial"/>
+                <w:iCs w:val="0"/>
+                <w:sz w:val="22"/>
+                <w:szCs w:val="22"/>
+                <w:lang w:val="en-US"/>
+              </w:rPr>
+              <w:t>RC002, RC001</w:t>
+            </w:r>
+          </w:p>
+        </w:tc>
+      </w:tr>
+    </w:tbl>
+    <w:p>
+      <w:pPr>
+        <w:pStyle w:val="Prrafodelista"/>
+        <w:rPr>
+          <w:rFonts w:ascii="Arial" w:hAnsi="Arial" w:cs="Arial"/>
+          <w:sz w:val="22"/>
+          <w:szCs w:val="22"/>
+        </w:rPr>
+      </w:pPr>
+    </w:p>
+    <w:p>
+      <w:pPr>
+        <w:pStyle w:val="Prrafodelista"/>
+        <w:rPr>
+          <w:rFonts w:ascii="Arial" w:hAnsi="Arial" w:cs="Arial"/>
+          <w:sz w:val="22"/>
+          <w:szCs w:val="22"/>
+        </w:rPr>
+      </w:pPr>
+      <w:r>
+        <w:rPr>
+          <w:rFonts w:ascii="Arial" w:hAnsi="Arial" w:cs="Arial"/>
+          <w:sz w:val="22"/>
+          <w:szCs w:val="22"/>
+        </w:rPr>
+        <w:t>Siendo que estos códigos significan lo siguiente:</w:t>
+      </w:r>
+    </w:p>
+    <w:tbl>
+      <w:tblPr>
+        <w:tblW w:w="7640" w:type="dxa"/>
+        <w:jc w:val="center"/>
+        <w:tblBorders>
+          <w:top w:val="single" w:sz="4" w:space="0" w:color="auto"/>
+          <w:left w:val="single" w:sz="4" w:space="0" w:color="auto"/>
+          <w:bottom w:val="single" w:sz="4" w:space="0" w:color="auto"/>
+          <w:right w:val="single" w:sz="4" w:space="0" w:color="auto"/>
+          <w:insideH w:val="single" w:sz="4" w:space="0" w:color="auto"/>
+          <w:insideV w:val="single" w:sz="4" w:space="0" w:color="auto"/>
+        </w:tblBorders>
+        <w:tblLook w:val="04A0" w:firstRow="1" w:lastRow="0" w:firstColumn="1" w:lastColumn="0" w:noHBand="0" w:noVBand="1"/>
+      </w:tblPr>
+      <w:tblGrid>
+        <w:gridCol w:w="1156"/>
+        <w:gridCol w:w="1836"/>
+        <w:gridCol w:w="3258"/>
+        <w:gridCol w:w="1390"/>
+      </w:tblGrid>
+      <w:tr>
+        <w:trPr>
+          <w:trHeight w:val="240"/>
+          <w:jc w:val="center"/>
+        </w:trPr>
+        <w:tc>
+          <w:tcPr>
+            <w:tcW w:w="1156" w:type="dxa"/>
+            <w:shd w:val="clear" w:color="000000" w:fill="002060"/>
+            <w:noWrap/>
+            <w:vAlign w:val="center"/>
+            <w:hideMark/>
+          </w:tcPr>
+          <w:p>
+            <w:pPr>
+              <w:spacing w:after="0" w:line="240" w:lineRule="auto"/>
+              <w:jc w:val="center"/>
+              <w:rPr>
+                <w:rFonts w:ascii="Arial" w:eastAsia="Times New Roman" w:hAnsi="Arial" w:cs="Arial"/>
+                <w:b/>
+                <w:bCs/>
+                <w:iCs w:val="0"/>
+                <w:color w:val="FFFFFF"/>
+                <w:sz w:val="22"/>
+                <w:szCs w:val="22"/>
+                <w:lang w:val="en-US"/>
+              </w:rPr>
+            </w:pPr>
+            <w:r>
+              <w:rPr>
+                <w:rFonts w:ascii="Arial" w:eastAsia="Times New Roman" w:hAnsi="Arial" w:cs="Arial"/>
+                <w:b/>
+                <w:bCs/>
+                <w:iCs w:val="0"/>
+                <w:color w:val="FFFFFF"/>
+                <w:sz w:val="22"/>
+                <w:szCs w:val="22"/>
+                <w:lang w:val="en-US"/>
+              </w:rPr>
+              <w:t>CODIGO</w:t>
+            </w:r>
+          </w:p>
+        </w:tc>
+        <w:tc>
+          <w:tcPr>
+            <w:tcW w:w="1836" w:type="dxa"/>
+            <w:shd w:val="clear" w:color="000000" w:fill="002060"/>
+            <w:noWrap/>
+            <w:vAlign w:val="center"/>
+            <w:hideMark/>
+          </w:tcPr>
+          <w:p>
+            <w:pPr>
+              <w:spacing w:after="0" w:line="240" w:lineRule="auto"/>
+              <w:jc w:val="center"/>
+              <w:rPr>
+                <w:rFonts w:ascii="Arial" w:eastAsia="Times New Roman" w:hAnsi="Arial" w:cs="Arial"/>
+                <w:b/>
+                <w:bCs/>
+                <w:iCs w:val="0"/>
+                <w:color w:val="FFFFFF"/>
+                <w:sz w:val="22"/>
+                <w:szCs w:val="22"/>
+                <w:lang w:val="en-US"/>
+              </w:rPr>
+            </w:pPr>
+            <w:r>
+              <w:rPr>
+                <w:rFonts w:ascii="Arial" w:eastAsia="Times New Roman" w:hAnsi="Arial" w:cs="Arial"/>
+                <w:b/>
+                <w:bCs/>
+                <w:iCs w:val="0"/>
+                <w:color w:val="FFFFFF"/>
+                <w:sz w:val="22"/>
+                <w:szCs w:val="22"/>
+                <w:lang w:val="en-US"/>
+              </w:rPr>
+              <w:t>NOMBRE</w:t>
+            </w:r>
+          </w:p>
+        </w:tc>
+        <w:tc>
+          <w:tcPr>
+            <w:tcW w:w="3492" w:type="dxa"/>
+            <w:shd w:val="clear" w:color="000000" w:fill="002060"/>
+            <w:vAlign w:val="center"/>
+            <w:hideMark/>
+          </w:tcPr>
+          <w:p>
+            <w:pPr>
+              <w:spacing w:after="0" w:line="240" w:lineRule="auto"/>
+              <w:jc w:val="center"/>
+              <w:rPr>
+                <w:rFonts w:ascii="Arial" w:eastAsia="Times New Roman" w:hAnsi="Arial" w:cs="Arial"/>
+                <w:b/>
+                <w:bCs/>
+                <w:iCs w:val="0"/>
+                <w:color w:val="FFFFFF"/>
+                <w:sz w:val="22"/>
+                <w:szCs w:val="22"/>
+                <w:lang w:val="en-US"/>
+              </w:rPr>
+            </w:pPr>
+            <w:r>
+              <w:rPr>
+                <w:rFonts w:ascii="Arial" w:eastAsia="Times New Roman" w:hAnsi="Arial" w:cs="Arial"/>
+                <w:b/>
+                <w:bCs/>
+                <w:iCs w:val="0"/>
+                <w:color w:val="FFFFFF"/>
+                <w:sz w:val="22"/>
+                <w:szCs w:val="22"/>
+                <w:lang w:val="en-US"/>
+              </w:rPr>
+              <w:t>DESCRIPCIÓN</w:t>
+            </w:r>
+          </w:p>
+        </w:tc>
+        <w:tc>
+          <w:tcPr>
+            <w:tcW w:w="1156" w:type="dxa"/>
+            <w:shd w:val="clear" w:color="000000" w:fill="002060"/>
+            <w:noWrap/>
+            <w:vAlign w:val="center"/>
+            <w:hideMark/>
+          </w:tcPr>
+          <w:p>
+            <w:pPr>
+              <w:spacing w:after="0" w:line="240" w:lineRule="auto"/>
+              <w:jc w:val="center"/>
+              <w:rPr>
+                <w:rFonts w:ascii="Arial" w:eastAsia="Times New Roman" w:hAnsi="Arial" w:cs="Arial"/>
+                <w:b/>
+                <w:bCs/>
+                <w:iCs w:val="0"/>
+                <w:color w:val="FFFFFF"/>
+                <w:sz w:val="22"/>
+                <w:szCs w:val="22"/>
+                <w:lang w:val="en-US"/>
+              </w:rPr>
+            </w:pPr>
+            <w:r>
+              <w:rPr>
+                <w:rFonts w:ascii="Arial" w:eastAsia="Times New Roman" w:hAnsi="Arial" w:cs="Arial"/>
+                <w:b/>
+                <w:bCs/>
+                <w:iCs w:val="0"/>
+                <w:color w:val="FFFFFF"/>
+                <w:sz w:val="22"/>
+                <w:szCs w:val="22"/>
+                <w:lang w:val="en-US"/>
+              </w:rPr>
+              <w:t>TIPO</w:t>
+            </w:r>
+          </w:p>
+        </w:tc>
+      </w:tr>
+      <w:tr>
+        <w:trPr>
+          <w:trHeight w:val="240"/>
+          <w:jc w:val="center"/>
+        </w:trPr>
+        <w:tc>
+          <w:tcPr>
+            <w:tcW w:w="1156" w:type="dxa"/>
+            <w:noWrap/>
+            <w:vAlign w:val="center"/>
+            <w:hideMark/>
+          </w:tcPr>
+          <w:p>
+            <w:pPr>
+              <w:spacing w:after="0" w:line="240" w:lineRule="auto"/>
+              <w:rPr>
+                <w:rFonts w:ascii="Arial" w:eastAsia="Times New Roman" w:hAnsi="Arial" w:cs="Arial"/>
+                <w:iCs w:val="0"/>
+                <w:sz w:val="22"/>
+                <w:szCs w:val="22"/>
+                <w:lang w:val="en-US"/>
+              </w:rPr>
+            </w:pPr>
+            <w:r>
+              <w:rPr>
+                <w:rFonts w:ascii="Arial" w:eastAsia="Times New Roman" w:hAnsi="Arial" w:cs="Arial"/>
+                <w:iCs w:val="0"/>
+                <w:sz w:val="22"/>
+                <w:szCs w:val="22"/>
+                <w:lang w:val="en-US"/>
+              </w:rPr>
+              <w:t>RC001</w:t>
+            </w:r>
+          </w:p>
+        </w:tc>
+        <w:tc>
+          <w:tcPr>
+            <w:tcW w:w="1836" w:type="dxa"/>
+            <w:noWrap/>
+            <w:vAlign w:val="center"/>
+            <w:hideMark/>
+          </w:tcPr>
+          <w:p>
+            <w:pPr>
+              <w:spacing w:after="0" w:line="240" w:lineRule="auto"/>
+              <w:rPr>
+                <w:rFonts w:ascii="Arial" w:eastAsia="Times New Roman" w:hAnsi="Arial" w:cs="Arial"/>
+                <w:iCs w:val="0"/>
+                <w:sz w:val="22"/>
+                <w:szCs w:val="22"/>
+                <w:lang w:val="en-US"/>
+              </w:rPr>
+            </w:pPr>
+            <w:r>
+              <w:rPr>
+                <w:rFonts w:ascii="Arial" w:eastAsia="Times New Roman" w:hAnsi="Arial" w:cs="Arial"/>
+                <w:iCs w:val="0"/>
+                <w:sz w:val="22"/>
+                <w:szCs w:val="22"/>
+                <w:lang w:val="en-US"/>
+              </w:rPr>
+              <w:t xml:space="preserve">No </w:t>
+            </w:r>
+            <w:proofErr w:type="spellStart"/>
+            <w:r>
+              <w:rPr>
+                <w:rFonts w:ascii="Arial" w:eastAsia="Times New Roman" w:hAnsi="Arial" w:cs="Arial"/>
+                <w:iCs w:val="0"/>
+                <w:sz w:val="22"/>
+                <w:szCs w:val="22"/>
+                <w:lang w:val="en-US"/>
+              </w:rPr>
+              <w:t>nulos</w:t>
+            </w:r>
+            <w:proofErr w:type="spellEnd"/>
+          </w:p>
+        </w:tc>
+        <w:tc>
+          <w:tcPr>
+            <w:tcW w:w="3492" w:type="dxa"/>
+            <w:vAlign w:val="center"/>
+            <w:hideMark/>
+          </w:tcPr>
+          <w:p>
+            <w:pPr>
+              <w:spacing w:after="0" w:line="240" w:lineRule="auto"/>
+              <w:rPr>
+                <w:rFonts w:ascii="Arial" w:eastAsia="Times New Roman" w:hAnsi="Arial" w:cs="Arial"/>
+                <w:iCs w:val="0"/>
+                <w:sz w:val="22"/>
+                <w:szCs w:val="22"/>
+              </w:rPr>
+            </w:pPr>
+            <w:r>
+              <w:rPr>
+                <w:rFonts w:ascii="Arial" w:eastAsia="Times New Roman" w:hAnsi="Arial" w:cs="Arial"/>
+                <w:iCs w:val="0"/>
+                <w:sz w:val="22"/>
+                <w:szCs w:val="22"/>
+              </w:rPr>
+              <w:t>No debe haber valores nulos dentro del campo</w:t>
+            </w:r>
+          </w:p>
+        </w:tc>
+        <w:tc>
+          <w:tcPr>
+            <w:tcW w:w="1156" w:type="dxa"/>
+            <w:noWrap/>
+            <w:vAlign w:val="center"/>
+            <w:hideMark/>
+          </w:tcPr>
+          <w:p>
+            <w:pPr>
+              <w:spacing w:after="0" w:line="240" w:lineRule="auto"/>
+              <w:rPr>
+                <w:rFonts w:ascii="Arial" w:eastAsia="Times New Roman" w:hAnsi="Arial" w:cs="Arial"/>
+                <w:iCs w:val="0"/>
+                <w:sz w:val="22"/>
+                <w:szCs w:val="22"/>
+                <w:lang w:val="en-US"/>
+              </w:rPr>
+            </w:pPr>
+            <w:proofErr w:type="spellStart"/>
+            <w:r>
+              <w:rPr>
+                <w:rFonts w:ascii="Arial" w:eastAsia="Times New Roman" w:hAnsi="Arial" w:cs="Arial"/>
+                <w:iCs w:val="0"/>
+                <w:sz w:val="22"/>
+                <w:szCs w:val="22"/>
+                <w:lang w:val="en-US"/>
+              </w:rPr>
+              <w:t>Completitud</w:t>
+            </w:r>
+            <w:proofErr w:type="spellEnd"/>
+          </w:p>
+        </w:tc>
+      </w:tr>
+      <w:tr>
+        <w:trPr>
+          <w:trHeight w:val="240"/>
+          <w:jc w:val="center"/>
+        </w:trPr>
+        <w:tc>
+          <w:tcPr>
+            <w:tcW w:w="1156" w:type="dxa"/>
+            <w:noWrap/>
+            <w:vAlign w:val="center"/>
+            <w:hideMark/>
+          </w:tcPr>
+          <w:p>
+            <w:pPr>
+              <w:spacing w:after="0" w:line="240" w:lineRule="auto"/>
+              <w:rPr>
+                <w:rFonts w:ascii="Arial" w:eastAsia="Times New Roman" w:hAnsi="Arial" w:cs="Arial"/>
+                <w:iCs w:val="0"/>
+                <w:sz w:val="22"/>
+                <w:szCs w:val="22"/>
+                <w:lang w:val="en-US"/>
+              </w:rPr>
+            </w:pPr>
+            <w:r>
+              <w:rPr>
+                <w:rFonts w:ascii="Arial" w:eastAsia="Times New Roman" w:hAnsi="Arial" w:cs="Arial"/>
+                <w:iCs w:val="0"/>
+                <w:sz w:val="22"/>
+                <w:szCs w:val="22"/>
+                <w:lang w:val="en-US"/>
+              </w:rPr>
+              <w:t>RC002</w:t>
+            </w:r>
+          </w:p>
+        </w:tc>
+        <w:tc>
+          <w:tcPr>
+            <w:tcW w:w="1836" w:type="dxa"/>
+            <w:noWrap/>
+            <w:vAlign w:val="center"/>
+            <w:hideMark/>
+          </w:tcPr>
+          <w:p>
+            <w:pPr>
+              <w:spacing w:after="0" w:line="240" w:lineRule="auto"/>
+              <w:rPr>
+                <w:rFonts w:ascii="Arial" w:eastAsia="Times New Roman" w:hAnsi="Arial" w:cs="Arial"/>
+                <w:iCs w:val="0"/>
+                <w:sz w:val="22"/>
+                <w:szCs w:val="22"/>
+                <w:lang w:val="en-US"/>
+              </w:rPr>
+            </w:pPr>
+            <w:r>
+              <w:rPr>
+                <w:rFonts w:ascii="Arial" w:eastAsia="Times New Roman" w:hAnsi="Arial" w:cs="Arial"/>
+                <w:iCs w:val="0"/>
+                <w:sz w:val="22"/>
+                <w:szCs w:val="22"/>
+                <w:lang w:val="en-US"/>
+              </w:rPr>
+              <w:t xml:space="preserve">No </w:t>
+            </w:r>
+            <w:proofErr w:type="spellStart"/>
+            <w:r>
+              <w:rPr>
+                <w:rFonts w:ascii="Arial" w:eastAsia="Times New Roman" w:hAnsi="Arial" w:cs="Arial"/>
+                <w:iCs w:val="0"/>
+                <w:sz w:val="22"/>
+                <w:szCs w:val="22"/>
+                <w:lang w:val="en-US"/>
+              </w:rPr>
+              <w:t>vacio</w:t>
+            </w:r>
+            <w:proofErr w:type="spellEnd"/>
+          </w:p>
+        </w:tc>
+        <w:tc>
+          <w:tcPr>
+            <w:tcW w:w="3492" w:type="dxa"/>
+            <w:vAlign w:val="center"/>
+            <w:hideMark/>
+          </w:tcPr>
+          <w:p>
+            <w:pPr>
+              <w:spacing w:after="0" w:line="240" w:lineRule="auto"/>
+              <w:rPr>
+                <w:rFonts w:ascii="Arial" w:eastAsia="Times New Roman" w:hAnsi="Arial" w:cs="Arial"/>
+                <w:iCs w:val="0"/>
+                <w:sz w:val="22"/>
+                <w:szCs w:val="22"/>
+              </w:rPr>
+            </w:pPr>
+            <w:r>
+              <w:rPr>
+                <w:rFonts w:ascii="Arial" w:eastAsia="Times New Roman" w:hAnsi="Arial" w:cs="Arial"/>
+                <w:iCs w:val="0"/>
+                <w:sz w:val="22"/>
+                <w:szCs w:val="22"/>
+              </w:rPr>
+              <w:t xml:space="preserve">No debe dejarse el campo </w:t>
+            </w:r>
+            <w:proofErr w:type="spellStart"/>
+            <w:r>
+              <w:rPr>
+                <w:rFonts w:ascii="Arial" w:eastAsia="Times New Roman" w:hAnsi="Arial" w:cs="Arial"/>
+                <w:iCs w:val="0"/>
+                <w:sz w:val="22"/>
+                <w:szCs w:val="22"/>
+              </w:rPr>
+              <w:t>vacio</w:t>
+            </w:r>
+            <w:proofErr w:type="spellEnd"/>
+          </w:p>
+        </w:tc>
+        <w:tc>
+          <w:tcPr>
+            <w:tcW w:w="1156" w:type="dxa"/>
+            <w:noWrap/>
+            <w:vAlign w:val="center"/>
+            <w:hideMark/>
+          </w:tcPr>
+          <w:p>
+            <w:pPr>
+              <w:spacing w:after="0" w:line="240" w:lineRule="auto"/>
+              <w:rPr>
+                <w:rFonts w:ascii="Arial" w:eastAsia="Times New Roman" w:hAnsi="Arial" w:cs="Arial"/>
+                <w:iCs w:val="0"/>
+                <w:sz w:val="22"/>
+                <w:szCs w:val="22"/>
+                <w:lang w:val="en-US"/>
+              </w:rPr>
+            </w:pPr>
+            <w:proofErr w:type="spellStart"/>
+            <w:r>
+              <w:rPr>
+                <w:rFonts w:ascii="Arial" w:eastAsia="Times New Roman" w:hAnsi="Arial" w:cs="Arial"/>
+                <w:iCs w:val="0"/>
+                <w:sz w:val="22"/>
+                <w:szCs w:val="22"/>
+                <w:lang w:val="en-US"/>
+              </w:rPr>
+              <w:t>Completitud</w:t>
+            </w:r>
+            <w:proofErr w:type="spellEnd"/>
+          </w:p>
+        </w:tc>
+      </w:tr>
+      <w:tr>
+        <w:trPr>
+          <w:trHeight w:val="240"/>
+          <w:jc w:val="center"/>
+        </w:trPr>
+        <w:tc>
+          <w:tcPr>
+            <w:tcW w:w="1156" w:type="dxa"/>
+            <w:noWrap/>
+            <w:vAlign w:val="center"/>
+            <w:hideMark/>
+          </w:tcPr>
+          <w:p>
+            <w:pPr>
+              <w:spacing w:after="0" w:line="240" w:lineRule="auto"/>
+              <w:rPr>
+                <w:rFonts w:ascii="Arial" w:eastAsia="Times New Roman" w:hAnsi="Arial" w:cs="Arial"/>
+                <w:iCs w:val="0"/>
+                <w:sz w:val="22"/>
+                <w:szCs w:val="22"/>
+                <w:lang w:val="en-US"/>
+              </w:rPr>
+            </w:pPr>
+            <w:r>
+              <w:rPr>
+                <w:rFonts w:ascii="Arial" w:eastAsia="Times New Roman" w:hAnsi="Arial" w:cs="Arial"/>
+                <w:iCs w:val="0"/>
+                <w:sz w:val="22"/>
+                <w:szCs w:val="22"/>
+                <w:lang w:val="en-US"/>
+              </w:rPr>
+              <w:t>RC003</w:t>
+            </w:r>
+          </w:p>
+        </w:tc>
+        <w:tc>
+          <w:tcPr>
+            <w:tcW w:w="1836" w:type="dxa"/>
+            <w:noWrap/>
+            <w:vAlign w:val="center"/>
+            <w:hideMark/>
+          </w:tcPr>
+          <w:p>
+            <w:pPr>
+              <w:spacing w:after="0" w:line="240" w:lineRule="auto"/>
+              <w:rPr>
+                <w:rFonts w:ascii="Arial" w:eastAsia="Times New Roman" w:hAnsi="Arial" w:cs="Arial"/>
+                <w:iCs w:val="0"/>
+                <w:sz w:val="22"/>
+                <w:szCs w:val="22"/>
+                <w:lang w:val="en-US"/>
+              </w:rPr>
+            </w:pPr>
+            <w:r>
+              <w:rPr>
+                <w:rFonts w:ascii="Arial" w:eastAsia="Times New Roman" w:hAnsi="Arial" w:cs="Arial"/>
+                <w:iCs w:val="0"/>
+                <w:sz w:val="22"/>
+                <w:szCs w:val="22"/>
+                <w:lang w:val="en-US"/>
+              </w:rPr>
+              <w:t xml:space="preserve">Valor </w:t>
+            </w:r>
+            <w:proofErr w:type="spellStart"/>
+            <w:r>
+              <w:rPr>
+                <w:rFonts w:ascii="Arial" w:eastAsia="Times New Roman" w:hAnsi="Arial" w:cs="Arial"/>
+                <w:iCs w:val="0"/>
+                <w:sz w:val="22"/>
+                <w:szCs w:val="22"/>
+                <w:lang w:val="en-US"/>
+              </w:rPr>
+              <w:t>unico</w:t>
+            </w:r>
+            <w:proofErr w:type="spellEnd"/>
+          </w:p>
+        </w:tc>
+        <w:tc>
+          <w:tcPr>
+            <w:tcW w:w="3492" w:type="dxa"/>
+            <w:vAlign w:val="center"/>
+            <w:hideMark/>
+          </w:tcPr>
+          <w:p>
+            <w:pPr>
+              <w:spacing w:after="0" w:line="240" w:lineRule="auto"/>
+              <w:rPr>
+                <w:rFonts w:ascii="Arial" w:eastAsia="Times New Roman" w:hAnsi="Arial" w:cs="Arial"/>
+                <w:iCs w:val="0"/>
+                <w:sz w:val="22"/>
+                <w:szCs w:val="22"/>
+              </w:rPr>
+            </w:pPr>
+            <w:r>
+              <w:rPr>
+                <w:rFonts w:ascii="Arial" w:eastAsia="Times New Roman" w:hAnsi="Arial" w:cs="Arial"/>
+                <w:iCs w:val="0"/>
+                <w:sz w:val="22"/>
+                <w:szCs w:val="22"/>
+              </w:rPr>
+              <w:t xml:space="preserve">Debe ser un valor </w:t>
+            </w:r>
+            <w:proofErr w:type="spellStart"/>
+            <w:r>
+              <w:rPr>
+                <w:rFonts w:ascii="Arial" w:eastAsia="Times New Roman" w:hAnsi="Arial" w:cs="Arial"/>
+                <w:iCs w:val="0"/>
+                <w:sz w:val="22"/>
+                <w:szCs w:val="22"/>
+              </w:rPr>
+              <w:t>unico</w:t>
+            </w:r>
+            <w:proofErr w:type="spellEnd"/>
+            <w:r>
+              <w:rPr>
+                <w:rFonts w:ascii="Arial" w:eastAsia="Times New Roman" w:hAnsi="Arial" w:cs="Arial"/>
+                <w:iCs w:val="0"/>
+                <w:sz w:val="22"/>
+                <w:szCs w:val="22"/>
+              </w:rPr>
+              <w:t xml:space="preserve"> por cada registro</w:t>
+            </w:r>
+          </w:p>
+        </w:tc>
+        <w:tc>
+          <w:tcPr>
+            <w:tcW w:w="1156" w:type="dxa"/>
+            <w:noWrap/>
+            <w:vAlign w:val="center"/>
+            <w:hideMark/>
+          </w:tcPr>
+          <w:p>
+            <w:pPr>
+              <w:spacing w:after="0" w:line="240" w:lineRule="auto"/>
+              <w:rPr>
+                <w:rFonts w:ascii="Arial" w:eastAsia="Times New Roman" w:hAnsi="Arial" w:cs="Arial"/>
+                <w:iCs w:val="0"/>
+                <w:sz w:val="22"/>
+                <w:szCs w:val="22"/>
+                <w:lang w:val="en-US"/>
+              </w:rPr>
+            </w:pPr>
+            <w:proofErr w:type="spellStart"/>
+            <w:r>
+              <w:rPr>
+                <w:rFonts w:ascii="Arial" w:eastAsia="Times New Roman" w:hAnsi="Arial" w:cs="Arial"/>
+                <w:iCs w:val="0"/>
+                <w:sz w:val="22"/>
+                <w:szCs w:val="22"/>
+                <w:lang w:val="en-US"/>
+              </w:rPr>
+              <w:t>Unicidad</w:t>
+            </w:r>
+            <w:proofErr w:type="spellEnd"/>
+          </w:p>
+        </w:tc>
+      </w:tr>
+      <w:tr>
+        <w:trPr>
+          <w:trHeight w:val="240"/>
+          <w:jc w:val="center"/>
+        </w:trPr>
+        <w:tc>
+          <w:tcPr>
+            <w:tcW w:w="1156" w:type="dxa"/>
+            <w:noWrap/>
+            <w:vAlign w:val="center"/>
+            <w:hideMark/>
+          </w:tcPr>
+          <w:p>
+            <w:pPr>
+              <w:spacing w:after="0" w:line="240" w:lineRule="auto"/>
+              <w:rPr>
+                <w:rFonts w:ascii="Arial" w:eastAsia="Times New Roman" w:hAnsi="Arial" w:cs="Arial"/>
+                <w:iCs w:val="0"/>
+                <w:sz w:val="22"/>
+                <w:szCs w:val="22"/>
+                <w:lang w:val="en-US"/>
+              </w:rPr>
+            </w:pPr>
+            <w:r>
+              <w:rPr>
+                <w:rFonts w:ascii="Arial" w:eastAsia="Times New Roman" w:hAnsi="Arial" w:cs="Arial"/>
+                <w:iCs w:val="0"/>
+                <w:sz w:val="22"/>
+                <w:szCs w:val="22"/>
+                <w:lang w:val="en-US"/>
+              </w:rPr>
+              <w:t>RC004</w:t>
+            </w:r>
+          </w:p>
+        </w:tc>
+        <w:tc>
+          <w:tcPr>
+            <w:tcW w:w="1836" w:type="dxa"/>
+            <w:noWrap/>
+            <w:vAlign w:val="center"/>
+            <w:hideMark/>
+          </w:tcPr>
+          <w:p>
+            <w:pPr>
+              <w:spacing w:after="0" w:line="240" w:lineRule="auto"/>
+              <w:rPr>
+                <w:rFonts w:ascii="Arial" w:eastAsia="Times New Roman" w:hAnsi="Arial" w:cs="Arial"/>
+                <w:iCs w:val="0"/>
+                <w:sz w:val="22"/>
+                <w:szCs w:val="22"/>
+                <w:lang w:val="en-US"/>
+              </w:rPr>
+            </w:pPr>
+            <w:proofErr w:type="spellStart"/>
+            <w:r>
+              <w:rPr>
+                <w:rFonts w:ascii="Arial" w:eastAsia="Times New Roman" w:hAnsi="Arial" w:cs="Arial"/>
+                <w:iCs w:val="0"/>
+                <w:sz w:val="22"/>
+                <w:szCs w:val="22"/>
+                <w:lang w:val="en-US"/>
+              </w:rPr>
+              <w:t>Validez</w:t>
+            </w:r>
+            <w:proofErr w:type="spellEnd"/>
+            <w:r>
+              <w:rPr>
+                <w:rFonts w:ascii="Arial" w:eastAsia="Times New Roman" w:hAnsi="Arial" w:cs="Arial"/>
+                <w:iCs w:val="0"/>
+                <w:sz w:val="22"/>
+                <w:szCs w:val="22"/>
+                <w:lang w:val="en-US"/>
+              </w:rPr>
+              <w:t xml:space="preserve"> </w:t>
+            </w:r>
+            <w:proofErr w:type="spellStart"/>
+            <w:r>
+              <w:rPr>
+                <w:rFonts w:ascii="Arial" w:eastAsia="Times New Roman" w:hAnsi="Arial" w:cs="Arial"/>
+                <w:iCs w:val="0"/>
+                <w:sz w:val="22"/>
+                <w:szCs w:val="22"/>
+                <w:lang w:val="en-US"/>
+              </w:rPr>
+              <w:t>en</w:t>
+            </w:r>
+            <w:proofErr w:type="spellEnd"/>
+            <w:r>
+              <w:rPr>
+                <w:rFonts w:ascii="Arial" w:eastAsia="Times New Roman" w:hAnsi="Arial" w:cs="Arial"/>
+                <w:iCs w:val="0"/>
+                <w:sz w:val="22"/>
+                <w:szCs w:val="22"/>
+                <w:lang w:val="en-US"/>
+              </w:rPr>
+              <w:t xml:space="preserve"> </w:t>
+            </w:r>
+            <w:proofErr w:type="spellStart"/>
+            <w:r>
+              <w:rPr>
+                <w:rFonts w:ascii="Arial" w:eastAsia="Times New Roman" w:hAnsi="Arial" w:cs="Arial"/>
+                <w:iCs w:val="0"/>
+                <w:sz w:val="22"/>
+                <w:szCs w:val="22"/>
+                <w:lang w:val="en-US"/>
+              </w:rPr>
+              <w:t>lista</w:t>
+            </w:r>
+            <w:proofErr w:type="spellEnd"/>
+          </w:p>
+        </w:tc>
+        <w:tc>
+          <w:tcPr>
+            <w:tcW w:w="3492" w:type="dxa"/>
+            <w:vAlign w:val="center"/>
+            <w:hideMark/>
+          </w:tcPr>
+          <w:p>
+            <w:pPr>
+              <w:spacing w:after="0" w:line="240" w:lineRule="auto"/>
+              <w:rPr>
+                <w:rFonts w:ascii="Arial" w:eastAsia="Times New Roman" w:hAnsi="Arial" w:cs="Arial"/>
+                <w:iCs w:val="0"/>
+                <w:sz w:val="22"/>
+                <w:szCs w:val="22"/>
+              </w:rPr>
+            </w:pPr>
+            <w:r>
+              <w:rPr>
+                <w:rFonts w:ascii="Arial" w:eastAsia="Times New Roman" w:hAnsi="Arial" w:cs="Arial"/>
+                <w:iCs w:val="0"/>
+                <w:sz w:val="22"/>
+                <w:szCs w:val="22"/>
+              </w:rPr>
+              <w:t>El valor debe pertenecer a una lista especifica de valores</w:t>
+            </w:r>
+          </w:p>
+        </w:tc>
+        <w:tc>
+          <w:tcPr>
+            <w:tcW w:w="1156" w:type="dxa"/>
+            <w:noWrap/>
+            <w:vAlign w:val="center"/>
+            <w:hideMark/>
+          </w:tcPr>
+          <w:p>
+            <w:pPr>
+              <w:spacing w:after="0" w:line="240" w:lineRule="auto"/>
+              <w:rPr>
+                <w:rFonts w:ascii="Arial" w:eastAsia="Times New Roman" w:hAnsi="Arial" w:cs="Arial"/>
+                <w:iCs w:val="0"/>
+                <w:sz w:val="22"/>
+                <w:szCs w:val="22"/>
+                <w:lang w:val="en-US"/>
+              </w:rPr>
+            </w:pPr>
+            <w:proofErr w:type="spellStart"/>
+            <w:r>
+              <w:rPr>
+                <w:rFonts w:ascii="Arial" w:eastAsia="Times New Roman" w:hAnsi="Arial" w:cs="Arial"/>
+                <w:iCs w:val="0"/>
+                <w:sz w:val="22"/>
+                <w:szCs w:val="22"/>
+                <w:lang w:val="en-US"/>
+              </w:rPr>
+              <w:t>Unicidad</w:t>
+            </w:r>
+            <w:proofErr w:type="spellEnd"/>
+          </w:p>
+        </w:tc>
+      </w:tr>
+    </w:tbl>
+    <w:p>
+      <w:pPr>
+        <w:pStyle w:val="Prrafodelista"/>
+        <w:numPr>
+          <w:ilvl w:val="0"/>
+          <w:numId w:val="3"/>
+        </w:numPr>
+        <w:rPr>
+          <w:rFonts w:ascii="Arial" w:hAnsi="Arial" w:cs="Arial"/>
+          <w:b/>
+          <w:bCs/>
+          <w:sz w:val="22"/>
+          <w:szCs w:val="22"/>
+        </w:rPr>
+      </w:pPr>
+      <w:r>
+        <w:rPr>
+          <w:rFonts w:ascii="Arial" w:hAnsi="Arial" w:cs="Arial"/>
+          <w:b/>
+          <w:bCs/>
+          <w:sz w:val="22"/>
+          <w:szCs w:val="22"/>
+        </w:rPr>
+        <w:t>DESARROLLO DE LAS PRUEBAS UNITARIAS</w:t>
+      </w:r>
+    </w:p>
+    <w:p>
+      <w:pPr>
+        <w:pStyle w:val="Prrafodelista"/>
+        <w:numPr>
+          <w:ilvl w:val="1"/>
+          <w:numId w:val="3"/>
+        </w:numPr>
+        <w:rPr>
+          <w:rFonts w:ascii="Arial" w:hAnsi="Arial" w:cs="Arial"/>
+          <w:sz w:val="22"/>
+          <w:szCs w:val="22"/>
+        </w:rPr>
+      </w:pPr>
+      <w:r>
+        <w:rPr>
+          <w:rFonts w:ascii="Arial" w:hAnsi="Arial" w:cs="Arial"/>
+          <w:sz w:val="22"/>
+          <w:szCs w:val="22"/>
+        </w:rPr>
+        <w:t xml:space="preserve">Se selecciona y ejecuta el State Machine. </w:t>
+      </w:r>
+    </w:p>
+    <w:p>
+      <w:pPr>
         <w:ind w:left="360"/>
-      </w:pPr>
-      <w:r>
-        <w:rPr>
+        <w:rPr>
+          <w:rFonts w:ascii="Arial" w:hAnsi="Arial" w:cs="Arial"/>
+          <w:sz w:val="22"/>
+          <w:szCs w:val="22"/>
+        </w:rPr>
+      </w:pPr>
+      <w:r>
+        <w:rPr>
+          <w:rFonts w:ascii="Arial" w:hAnsi="Arial" w:cs="Arial"/>
           <w:noProof/>
-        </w:rPr>
+          <w:sz w:val="22"/>
+          <w:szCs w:val="22"/>
+        </w:rPr>
+        <w:lastRenderedPageBreak/>
         <mc:AlternateContent>
           <mc:Choice Requires="wps">
             <w:drawing>
-              <wp:anchor distT="0" distB="0" distL="114300" distR="114300" simplePos="0" relativeHeight="251655168" behindDoc="0" locked="0" layoutInCell="1" allowOverlap="1" wp14:anchorId="0C24760C" wp14:editId="1772E770">
+              <wp:anchor distT="0" distB="0" distL="114300" distR="114300" simplePos="0" relativeHeight="251658241" behindDoc="0" locked="0" layoutInCell="1" allowOverlap="1" wp14:anchorId="0C24760C" wp14:editId="1772E770">
                 <wp:simplePos x="0" y="0"/>
                 <wp:positionH relativeFrom="column">
                   <wp:posOffset>5537835</wp:posOffset>
@@ -140,12 +1810,15 @@
       </w:r>
       <w:r>
         <w:rPr>
+          <w:rFonts w:ascii="Arial" w:hAnsi="Arial" w:cs="Arial"/>
           <w:noProof/>
+          <w:sz w:val="22"/>
+          <w:szCs w:val="22"/>
         </w:rPr>
         <mc:AlternateContent>
           <mc:Choice Requires="wps">
             <w:drawing>
-              <wp:anchor distT="0" distB="0" distL="114300" distR="114300" simplePos="0" relativeHeight="251650048" behindDoc="0" locked="0" layoutInCell="1" allowOverlap="1" wp14:anchorId="204C72B9" wp14:editId="4C7541EF">
+              <wp:anchor distT="0" distB="0" distL="114300" distR="114300" simplePos="0" relativeHeight="251658240" behindDoc="0" locked="0" layoutInCell="1" allowOverlap="1" wp14:anchorId="204C72B9" wp14:editId="4C7541EF">
                 <wp:simplePos x="0" y="0"/>
                 <wp:positionH relativeFrom="column">
                   <wp:posOffset>304800</wp:posOffset>
@@ -216,7 +1889,10 @@
       </w:r>
       <w:r>
         <w:rPr>
+          <w:rFonts w:ascii="Arial" w:hAnsi="Arial" w:cs="Arial"/>
           <w:noProof/>
+          <w:sz w:val="22"/>
+          <w:szCs w:val="22"/>
         </w:rPr>
         <w:drawing>
           <wp:inline distT="0" distB="0" distL="0" distR="0" wp14:anchorId="47CCF91E" wp14:editId="62FC1C36">
@@ -234,7 +1910,7 @@
                     <pic:cNvPicPr/>
                   </pic:nvPicPr>
                   <pic:blipFill>
-                    <a:blip r:embed="rId8"/>
+                    <a:blip r:embed="rId9"/>
                     <a:stretch>
                       <a:fillRect/>
                     </a:stretch>
@@ -258,8 +1934,19 @@
     <w:p>
       <w:pPr>
         <w:ind w:left="360"/>
-      </w:pPr>
-      <w:r>
+        <w:rPr>
+          <w:rFonts w:ascii="Arial" w:hAnsi="Arial" w:cs="Arial"/>
+          <w:sz w:val="22"/>
+          <w:szCs w:val="22"/>
+        </w:rPr>
+      </w:pPr>
+      <w:r>
+        <w:rPr>
+          <w:rFonts w:ascii="Arial" w:hAnsi="Arial" w:cs="Arial"/>
+          <w:noProof/>
+          <w:sz w:val="22"/>
+          <w:szCs w:val="22"/>
+        </w:rPr>
         <w:drawing>
           <wp:inline distT="0" distB="0" distL="0" distR="0" wp14:anchorId="5862BADC" wp14:editId="7BC5F196">
             <wp:extent cx="5943600" cy="948055"/>
@@ -276,7 +1963,7 @@
                     <pic:cNvPicPr/>
                   </pic:nvPicPr>
                   <pic:blipFill>
-                    <a:blip r:embed="rId9"/>
+                    <a:blip r:embed="rId10"/>
                     <a:stretch>
                       <a:fillRect/>
                     </a:stretch>
@@ -300,26 +1987,67 @@
     <w:p>
       <w:pPr>
         <w:ind w:left="720"/>
-      </w:pPr>
-      <w:r>
+        <w:rPr>
+          <w:rFonts w:ascii="Arial" w:hAnsi="Arial" w:cs="Arial"/>
+          <w:sz w:val="22"/>
+          <w:szCs w:val="22"/>
+        </w:rPr>
+      </w:pPr>
+      <w:r>
+        <w:rPr>
+          <w:rFonts w:ascii="Arial" w:hAnsi="Arial" w:cs="Arial"/>
+          <w:sz w:val="22"/>
+          <w:szCs w:val="22"/>
+        </w:rPr>
         <w:t>Aquí se establecen los parámetros de entrada, en este caso este ETL no requiere ningún parámetro por lo que se mantiene en corchetes vacíos, posteriormente se le da a ‘</w:t>
       </w:r>
       <w:r>
         <w:rPr>
+          <w:rFonts w:ascii="Arial" w:hAnsi="Arial" w:cs="Arial"/>
           <w:b/>
           <w:bCs/>
-        </w:rPr>
-        <w:t>Start Execution</w:t>
-      </w:r>
-      <w:r>
+          <w:sz w:val="22"/>
+          <w:szCs w:val="22"/>
+        </w:rPr>
+        <w:t xml:space="preserve">Start </w:t>
+      </w:r>
+      <w:proofErr w:type="spellStart"/>
+      <w:r>
+        <w:rPr>
+          <w:rFonts w:ascii="Arial" w:hAnsi="Arial" w:cs="Arial"/>
+          <w:b/>
+          <w:bCs/>
+          <w:sz w:val="22"/>
+          <w:szCs w:val="22"/>
+        </w:rPr>
+        <w:t>Execution</w:t>
+      </w:r>
+      <w:proofErr w:type="spellEnd"/>
+      <w:r>
+        <w:rPr>
+          <w:rFonts w:ascii="Arial" w:hAnsi="Arial" w:cs="Arial"/>
+          <w:sz w:val="22"/>
+          <w:szCs w:val="22"/>
+        </w:rPr>
         <w:t>’.</w:t>
       </w:r>
     </w:p>
     <w:p>
       <w:pPr>
         <w:ind w:left="360"/>
-      </w:pPr>
-      <w:r>
+        <w:rPr>
+          <w:rFonts w:ascii="Arial" w:hAnsi="Arial" w:cs="Arial"/>
+          <w:sz w:val="22"/>
+          <w:szCs w:val="22"/>
+        </w:rPr>
+      </w:pPr>
+      <w:r>
+        <w:rPr>
+          <w:rFonts w:ascii="Arial" w:hAnsi="Arial" w:cs="Arial"/>
+          <w:noProof/>
+          <w:sz w:val="22"/>
+          <w:szCs w:val="22"/>
+        </w:rPr>
         <w:drawing>
           <wp:inline distT="0" distB="0" distL="0" distR="0" wp14:anchorId="0B6CE353" wp14:editId="46D46072">
             <wp:extent cx="5943600" cy="1826895"/>
@@ -336,7 +2064,7 @@
                     <pic:cNvPicPr/>
                   </pic:nvPicPr>
                   <pic:blipFill>
-                    <a:blip r:embed="rId10"/>
+                    <a:blip r:embed="rId11"/>
                     <a:stretch>
                       <a:fillRect/>
                     </a:stretch>
@@ -358,12 +2086,15 @@
       </w:r>
       <w:r>
         <w:rPr>
+          <w:rFonts w:ascii="Arial" w:hAnsi="Arial" w:cs="Arial"/>
           <w:noProof/>
+          <w:sz w:val="22"/>
+          <w:szCs w:val="22"/>
         </w:rPr>
         <mc:AlternateContent>
           <mc:Choice Requires="wps">
             <w:drawing>
-              <wp:anchor distT="0" distB="0" distL="114300" distR="114300" simplePos="0" relativeHeight="251658240" behindDoc="0" locked="0" layoutInCell="1" allowOverlap="1" wp14:anchorId="6CE913A6" wp14:editId="6B6A6FFF">
+              <wp:anchor distT="0" distB="0" distL="114300" distR="114300" simplePos="0" relativeHeight="251658243" behindDoc="0" locked="0" layoutInCell="1" allowOverlap="1" wp14:anchorId="6CE913A6" wp14:editId="6B6A6FFF">
                 <wp:simplePos x="0" y="0"/>
                 <wp:positionH relativeFrom="column">
                   <wp:posOffset>5565812</wp:posOffset>
@@ -440,12 +2171,15 @@
       </w:r>
       <w:r>
         <w:rPr>
+          <w:rFonts w:ascii="Arial" w:hAnsi="Arial" w:cs="Arial"/>
           <w:noProof/>
+          <w:sz w:val="22"/>
+          <w:szCs w:val="22"/>
         </w:rPr>
         <mc:AlternateContent>
           <mc:Choice Requires="wps">
             <w:drawing>
-              <wp:anchor distT="0" distB="0" distL="114300" distR="114300" simplePos="0" relativeHeight="251657216" behindDoc="0" locked="0" layoutInCell="1" allowOverlap="1" wp14:anchorId="3128A512" wp14:editId="7FAA4628">
+              <wp:anchor distT="0" distB="0" distL="114300" distR="114300" simplePos="0" relativeHeight="251658242" behindDoc="0" locked="0" layoutInCell="1" allowOverlap="1" wp14:anchorId="3128A512" wp14:editId="7FAA4628">
                 <wp:simplePos x="0" y="0"/>
                 <wp:positionH relativeFrom="column">
                   <wp:posOffset>278042</wp:posOffset>
@@ -525,11 +2259,21 @@
       <w:pPr>
         <w:pStyle w:val="Prrafodelista"/>
         <w:numPr>
-          <w:ilvl w:val="0"/>
+          <w:ilvl w:val="1"/>
           <w:numId w:val="3"/>
         </w:numPr>
-      </w:pPr>
-      <w:r>
+        <w:rPr>
+          <w:rFonts w:ascii="Arial" w:hAnsi="Arial" w:cs="Arial"/>
+          <w:sz w:val="22"/>
+          <w:szCs w:val="22"/>
+        </w:rPr>
+      </w:pPr>
+      <w:r>
+        <w:rPr>
+          <w:rFonts w:ascii="Arial" w:hAnsi="Arial" w:cs="Arial"/>
+          <w:sz w:val="22"/>
+          <w:szCs w:val="22"/>
+        </w:rPr>
         <w:t>Se espera hasta que el proceso termine correctamente.</w:t>
       </w:r>
     </w:p>
@@ -537,6 +2281,11 @@
       <w:pPr>
         <w:ind w:left="360"/>
         <w:jc w:val="center"/>
+        <w:rPr>
+          <w:rFonts w:ascii="Arial" w:hAnsi="Arial" w:cs="Arial"/>
+          <w:sz w:val="22"/>
+          <w:szCs w:val="22"/>
+        </w:rPr>
       </w:pPr>
     </w:p>
     <w:p>
@@ -545,12 +2294,15 @@
         <w:jc w:val="center"/>
       </w:pPr>
       <w:r>
+        <w:rPr>
+          <w:noProof/>
+        </w:rPr>
         <w:lastRenderedPageBreak/>
         <w:drawing>
-          <wp:inline distT="0" distB="0" distL="0" distR="0" wp14:anchorId="4DFD5BA9" wp14:editId="0BB2400F">
-            <wp:extent cx="3626036" cy="4254719"/>
+          <wp:inline distT="0" distB="0" distL="0" distR="0" wp14:anchorId="52C06BBB" wp14:editId="113C8DF1">
+            <wp:extent cx="3467278" cy="4216617"/>
             <wp:effectExtent l="0" t="0" r="0" b="0"/>
-            <wp:docPr id="968096963" name="Imagen 1"/>
+            <wp:docPr id="689669672" name="drawing"/>
             <wp:cNvGraphicFramePr>
               <a:graphicFrameLocks xmlns:a="http://schemas.openxmlformats.org/drawingml/2006/main" noChangeAspect="1"/>
             </wp:cNvGraphicFramePr>
@@ -558,11 +2310,17 @@
               <a:graphicData uri="http://schemas.openxmlformats.org/drawingml/2006/picture">
                 <pic:pic xmlns:pic="http://schemas.openxmlformats.org/drawingml/2006/picture">
                   <pic:nvPicPr>
-                    <pic:cNvPr id="968096963" name=""/>
+                    <pic:cNvPr id="689669672" name="Picture 689669672"/>
                     <pic:cNvPicPr/>
                   </pic:nvPicPr>
                   <pic:blipFill>
-                    <a:blip r:embed="rId11"/>
+                    <a:blip r:embed="rId12">
+                      <a:extLst>
+                        <a:ext uri="{28A0092B-C50C-407E-A947-70E740481C1C}">
+                          <a14:useLocalDpi xmlns:a14="http://schemas.microsoft.com/office/drawing/2010/main"/>
+                        </a:ext>
+                      </a:extLst>
+                    </a:blip>
                     <a:stretch>
                       <a:fillRect/>
                     </a:stretch>
@@ -570,7 +2328,7 @@
                   <pic:spPr>
                     <a:xfrm>
                       <a:off x="0" y="0"/>
-                      <a:ext cx="3626036" cy="4254719"/>
+                      <a:ext cx="3467278" cy="4216617"/>
                     </a:xfrm>
                     <a:prstGeom prst="rect">
                       <a:avLst/>
@@ -589,11 +2347,14 @@
         <w:jc w:val="center"/>
       </w:pPr>
       <w:r>
+        <w:rPr>
+          <w:noProof/>
+        </w:rPr>
         <w:drawing>
-          <wp:inline distT="0" distB="0" distL="0" distR="0" wp14:anchorId="3A7BF137" wp14:editId="1254125E">
-            <wp:extent cx="5943600" cy="1631950"/>
-            <wp:effectExtent l="0" t="0" r="0" b="6350"/>
-            <wp:docPr id="1130228734" name="Imagen 1"/>
+          <wp:inline distT="0" distB="0" distL="0" distR="0" wp14:anchorId="20873A4F" wp14:editId="6318DDFF">
+            <wp:extent cx="5943600" cy="1714500"/>
+            <wp:effectExtent l="0" t="0" r="0" b="0"/>
+            <wp:docPr id="102438850" name="drawing"/>
             <wp:cNvGraphicFramePr>
               <a:graphicFrameLocks xmlns:a="http://schemas.openxmlformats.org/drawingml/2006/main" noChangeAspect="1"/>
             </wp:cNvGraphicFramePr>
@@ -601,11 +2362,17 @@
               <a:graphicData uri="http://schemas.openxmlformats.org/drawingml/2006/picture">
                 <pic:pic xmlns:pic="http://schemas.openxmlformats.org/drawingml/2006/picture">
                   <pic:nvPicPr>
-                    <pic:cNvPr id="1130228734" name=""/>
+                    <pic:cNvPr id="102438850" name="Picture 102438850"/>
                     <pic:cNvPicPr/>
                   </pic:nvPicPr>
                   <pic:blipFill>
-                    <a:blip r:embed="rId12"/>
+                    <a:blip r:embed="rId13">
+                      <a:extLst>
+                        <a:ext uri="{28A0092B-C50C-407E-A947-70E740481C1C}">
+                          <a14:useLocalDpi xmlns:a14="http://schemas.microsoft.com/office/drawing/2010/main"/>
+                        </a:ext>
+                      </a:extLst>
+                    </a:blip>
                     <a:stretch>
                       <a:fillRect/>
                     </a:stretch>
@@ -613,7 +2380,7 @@
                   <pic:spPr>
                     <a:xfrm>
                       <a:off x="0" y="0"/>
-                      <a:ext cx="5943600" cy="1631950"/>
+                      <a:ext cx="5943600" cy="1714500"/>
                     </a:xfrm>
                     <a:prstGeom prst="rect">
                       <a:avLst/>
@@ -630,30 +2397,46 @@
       <w:pPr>
         <w:pStyle w:val="Prrafodelista"/>
         <w:numPr>
-          <w:ilvl w:val="0"/>
-          <w:numId w:val="3"/>
-        </w:numPr>
-      </w:pPr>
-      <w:r>
-        <w:t>Se revisan los ficheros de salida uno a uno.</w:t>
-      </w:r>
-    </w:p>
-    <w:p>
-      <w:pPr>
-        <w:pStyle w:val="Prrafodelista"/>
-        <w:numPr>
           <w:ilvl w:val="1"/>
           <w:numId w:val="3"/>
         </w:numPr>
         <w:rPr>
+          <w:rFonts w:ascii="Arial" w:hAnsi="Arial" w:cs="Arial"/>
+          <w:sz w:val="22"/>
+          <w:szCs w:val="22"/>
+        </w:rPr>
+      </w:pPr>
+      <w:r>
+        <w:rPr>
+          <w:rFonts w:ascii="Arial" w:hAnsi="Arial" w:cs="Arial"/>
+          <w:sz w:val="22"/>
+          <w:szCs w:val="22"/>
+        </w:rPr>
+        <w:t>Se revisan los ficheros de salida uno a uno.</w:t>
+      </w:r>
+    </w:p>
+    <w:p>
+      <w:pPr>
+        <w:pStyle w:val="Prrafodelista"/>
+        <w:numPr>
+          <w:ilvl w:val="2"/>
+          <w:numId w:val="3"/>
+        </w:numPr>
+        <w:rPr>
+          <w:rFonts w:ascii="Arial" w:hAnsi="Arial" w:cs="Arial"/>
           <w:b/>
           <w:bCs/>
-        </w:rPr>
-      </w:pPr>
-      <w:r>
-        <w:rPr>
+          <w:sz w:val="22"/>
+          <w:szCs w:val="22"/>
+        </w:rPr>
+      </w:pPr>
+      <w:r>
+        <w:rPr>
+          <w:rFonts w:ascii="Arial" w:hAnsi="Arial" w:cs="Arial"/>
           <w:b/>
           <w:bCs/>
+          <w:sz w:val="22"/>
+          <w:szCs w:val="22"/>
         </w:rPr>
         <w:t xml:space="preserve">EXTRACCIÓN </w:t>
       </w:r>
@@ -661,22 +2444,28 @@
     <w:p>
       <w:pPr>
         <w:pStyle w:val="Prrafodelista"/>
-      </w:pPr>
-      <w:r>
+        <w:ind w:firstLine="720"/>
+      </w:pPr>
+      <w:r>
+        <w:rPr>
+          <w:rFonts w:ascii="Arial" w:hAnsi="Arial" w:cs="Arial"/>
+          <w:sz w:val="22"/>
+          <w:szCs w:val="22"/>
+        </w:rPr>
         <w:t>Resultado:</w:t>
       </w:r>
     </w:p>
     <w:p>
-      <w:pPr>
-        <w:jc w:val="center"/>
-      </w:pPr>
-      <w:r>
+      <w:r>
+        <w:rPr>
+          <w:noProof/>
+        </w:rPr>
         <w:lastRenderedPageBreak/>
         <w:drawing>
-          <wp:inline distT="0" distB="0" distL="0" distR="0" wp14:anchorId="55A23210" wp14:editId="18635364">
-            <wp:extent cx="5943600" cy="1593215"/>
-            <wp:effectExtent l="0" t="0" r="0" b="6985"/>
-            <wp:docPr id="1010582871" name="Imagen 1"/>
+          <wp:inline distT="0" distB="0" distL="0" distR="0" wp14:anchorId="0448A519" wp14:editId="1705B889">
+            <wp:extent cx="5943600" cy="2000250"/>
+            <wp:effectExtent l="0" t="0" r="0" b="0"/>
+            <wp:docPr id="905959816" name="drawing"/>
             <wp:cNvGraphicFramePr>
               <a:graphicFrameLocks xmlns:a="http://schemas.openxmlformats.org/drawingml/2006/main" noChangeAspect="1"/>
             </wp:cNvGraphicFramePr>
@@ -684,11 +2473,17 @@
               <a:graphicData uri="http://schemas.openxmlformats.org/drawingml/2006/picture">
                 <pic:pic xmlns:pic="http://schemas.openxmlformats.org/drawingml/2006/picture">
                   <pic:nvPicPr>
-                    <pic:cNvPr id="1010582871" name=""/>
+                    <pic:cNvPr id="905959816" name="Picture 905959816"/>
                     <pic:cNvPicPr/>
                   </pic:nvPicPr>
                   <pic:blipFill>
-                    <a:blip r:embed="rId13"/>
+                    <a:blip r:embed="rId14">
+                      <a:extLst>
+                        <a:ext uri="{28A0092B-C50C-407E-A947-70E740481C1C}">
+                          <a14:useLocalDpi xmlns:a14="http://schemas.microsoft.com/office/drawing/2010/main"/>
+                        </a:ext>
+                      </a:extLst>
+                    </a:blip>
                     <a:stretch>
                       <a:fillRect/>
                     </a:stretch>
@@ -696,7 +2491,7 @@
                   <pic:spPr>
                     <a:xfrm>
                       <a:off x="0" y="0"/>
-                      <a:ext cx="5943600" cy="1593215"/>
+                      <a:ext cx="5943600" cy="2000250"/>
                     </a:xfrm>
                     <a:prstGeom prst="rect">
                       <a:avLst/>
@@ -712,59 +2507,111 @@
     <w:p>
       <w:pPr>
         <w:pStyle w:val="Prrafodelista"/>
-        <w:rPr>
-          <w:lang w:val="en-US"/>
-        </w:rPr>
-      </w:pPr>
-      <w:r>
-        <w:rPr>
-          <w:lang w:val="en-US"/>
-        </w:rPr>
-        <w:t xml:space="preserve">Ruta S3 del fichero de salida:  </w:t>
-      </w:r>
-      <w:r>
-        <w:rPr>
-          <w:lang w:val="en-US"/>
-        </w:rPr>
-        <w:t>s3://aw-sbx-s3-rnt-7330-4862-4433-output-temp-01/aw-sbx-s3-rnt-dim/aw-sbx-s3-rnt-dim-store/aw-sbx-s3-rnt-dim-store-extraction/</w:t>
+        <w:ind w:left="1080"/>
+        <w:rPr>
+          <w:lang w:val="en-US"/>
+        </w:rPr>
+      </w:pPr>
+      <w:r>
+        <w:rPr>
+          <w:rFonts w:ascii="Arial" w:hAnsi="Arial" w:cs="Arial"/>
+          <w:sz w:val="22"/>
+          <w:szCs w:val="22"/>
+          <w:lang w:val="en-US"/>
+        </w:rPr>
+        <w:t xml:space="preserve">Ruta S3 del </w:t>
+      </w:r>
+      <w:proofErr w:type="spellStart"/>
+      <w:r>
+        <w:rPr>
+          <w:rFonts w:ascii="Arial" w:hAnsi="Arial" w:cs="Arial"/>
+          <w:sz w:val="22"/>
+          <w:szCs w:val="22"/>
+          <w:lang w:val="en-US"/>
+        </w:rPr>
+        <w:t>fichero</w:t>
+      </w:r>
+      <w:proofErr w:type="spellEnd"/>
+      <w:r>
+        <w:rPr>
+          <w:rFonts w:ascii="Arial" w:hAnsi="Arial" w:cs="Arial"/>
+          <w:sz w:val="22"/>
+          <w:szCs w:val="22"/>
+          <w:lang w:val="en-US"/>
+        </w:rPr>
+        <w:t xml:space="preserve"> de salida:  </w:t>
+      </w:r>
+      <w:r>
+        <w:rPr>
+          <w:rFonts w:ascii="Arial" w:hAnsi="Arial" w:cs="Arial"/>
+          <w:sz w:val="22"/>
+          <w:szCs w:val="22"/>
+          <w:lang w:val="en-US"/>
+        </w:rPr>
+        <w:t>s3://aw-sbx-s3-rnt-7330-4862-4433-output-temp-01/aw-sbx-s3-rnt-store/aw-sbx-s3-rnt-store-extraction/</w:t>
       </w:r>
     </w:p>
     <w:p>
       <w:pPr>
         <w:pStyle w:val="Prrafodelista"/>
         <w:numPr>
-          <w:ilvl w:val="1"/>
+          <w:ilvl w:val="2"/>
           <w:numId w:val="3"/>
         </w:numPr>
-      </w:pPr>
-      <w:r>
-        <w:rPr>
+        <w:rPr>
+          <w:rFonts w:ascii="Arial" w:hAnsi="Arial" w:cs="Arial"/>
+          <w:sz w:val="22"/>
+          <w:szCs w:val="22"/>
+        </w:rPr>
+      </w:pPr>
+      <w:r>
+        <w:rPr>
+          <w:rFonts w:ascii="Arial" w:hAnsi="Arial" w:cs="Arial"/>
           <w:b/>
           <w:bCs/>
+          <w:sz w:val="22"/>
+          <w:szCs w:val="22"/>
         </w:rPr>
         <w:t>HOMOLOGACIÓN</w:t>
       </w:r>
       <w:r>
+        <w:rPr>
+          <w:rFonts w:ascii="Arial" w:hAnsi="Arial" w:cs="Arial"/>
+          <w:sz w:val="22"/>
+          <w:szCs w:val="22"/>
+        </w:rPr>
         <w:t xml:space="preserve">: </w:t>
       </w:r>
     </w:p>
     <w:p>
       <w:pPr>
         <w:pStyle w:val="Prrafodelista"/>
-        <w:rPr>
-          <w:lang w:val="en-US"/>
-        </w:rPr>
-      </w:pPr>
-      <w:r>
-        <w:rPr>
+        <w:ind w:left="1080" w:firstLine="360"/>
+        <w:rPr>
+          <w:rFonts w:ascii="Arial" w:hAnsi="Arial" w:cs="Arial"/>
+          <w:sz w:val="22"/>
+          <w:szCs w:val="22"/>
+          <w:lang w:val="en-US"/>
+        </w:rPr>
+      </w:pPr>
+      <w:proofErr w:type="spellStart"/>
+      <w:r>
+        <w:rPr>
+          <w:rFonts w:ascii="Arial" w:hAnsi="Arial" w:cs="Arial"/>
           <w:b/>
           <w:bCs/>
+          <w:sz w:val="22"/>
+          <w:szCs w:val="22"/>
           <w:lang w:val="en-US"/>
         </w:rPr>
         <w:t>Resultado</w:t>
       </w:r>
-      <w:r>
-        <w:rPr>
+      <w:proofErr w:type="spellEnd"/>
+      <w:r>
+        <w:rPr>
+          <w:rFonts w:ascii="Arial" w:hAnsi="Arial" w:cs="Arial"/>
+          <w:sz w:val="22"/>
+          <w:szCs w:val="22"/>
           <w:lang w:val="en-US"/>
         </w:rPr>
         <w:t>:</w:t>
@@ -773,19 +2620,16 @@
     <w:p>
       <w:pPr>
         <w:jc w:val="center"/>
-        <w:rPr>
-          <w:lang w:val="en-US"/>
-        </w:rPr>
-      </w:pPr>
-      <w:r>
-        <w:rPr>
-          <w:lang w:val="en-US"/>
+      </w:pPr>
+      <w:r>
+        <w:rPr>
+          <w:noProof/>
         </w:rPr>
         <w:drawing>
-          <wp:inline distT="0" distB="0" distL="0" distR="0" wp14:anchorId="33FFE961" wp14:editId="36B2CA99">
-            <wp:extent cx="5943600" cy="1755140"/>
+          <wp:inline distT="0" distB="0" distL="0" distR="0" wp14:anchorId="30524C43" wp14:editId="5460D982">
+            <wp:extent cx="5943600" cy="2000250"/>
             <wp:effectExtent l="0" t="0" r="0" b="0"/>
-            <wp:docPr id="211168182" name="Imagen 1"/>
+            <wp:docPr id="1486524100" name="drawing"/>
             <wp:cNvGraphicFramePr>
               <a:graphicFrameLocks xmlns:a="http://schemas.openxmlformats.org/drawingml/2006/main" noChangeAspect="1"/>
             </wp:cNvGraphicFramePr>
@@ -793,11 +2637,17 @@
               <a:graphicData uri="http://schemas.openxmlformats.org/drawingml/2006/picture">
                 <pic:pic xmlns:pic="http://schemas.openxmlformats.org/drawingml/2006/picture">
                   <pic:nvPicPr>
-                    <pic:cNvPr id="211168182" name=""/>
+                    <pic:cNvPr id="1486524100" name="Picture 1486524100"/>
                     <pic:cNvPicPr/>
                   </pic:nvPicPr>
                   <pic:blipFill>
-                    <a:blip r:embed="rId14"/>
+                    <a:blip r:embed="rId15">
+                      <a:extLst>
+                        <a:ext uri="{28A0092B-C50C-407E-A947-70E740481C1C}">
+                          <a14:useLocalDpi xmlns:a14="http://schemas.microsoft.com/office/drawing/2010/main"/>
+                        </a:ext>
+                      </a:extLst>
+                    </a:blip>
                     <a:stretch>
                       <a:fillRect/>
                     </a:stretch>
@@ -805,7 +2655,7 @@
                   <pic:spPr>
                     <a:xfrm>
                       <a:off x="0" y="0"/>
-                      <a:ext cx="5943600" cy="1755140"/>
+                      <a:ext cx="5943600" cy="2000250"/>
                     </a:xfrm>
                     <a:prstGeom prst="rect">
                       <a:avLst/>
@@ -821,99 +2671,150 @@
     <w:p>
       <w:pPr>
         <w:pStyle w:val="Prrafodelista"/>
-        <w:rPr>
+        <w:ind w:left="1080"/>
+        <w:rPr>
+          <w:lang w:val="en-US"/>
+        </w:rPr>
+      </w:pPr>
+      <w:r>
+        <w:rPr>
+          <w:rFonts w:ascii="Arial" w:hAnsi="Arial" w:cs="Arial"/>
+          <w:sz w:val="22"/>
+          <w:szCs w:val="22"/>
+          <w:lang w:val="en-US"/>
+        </w:rPr>
+        <w:t xml:space="preserve">Ruta S3 del </w:t>
+      </w:r>
+      <w:proofErr w:type="spellStart"/>
+      <w:r>
+        <w:rPr>
+          <w:rFonts w:ascii="Arial" w:hAnsi="Arial" w:cs="Arial"/>
+          <w:sz w:val="22"/>
+          <w:szCs w:val="22"/>
+          <w:lang w:val="en-US"/>
+        </w:rPr>
+        <w:t>fichero</w:t>
+      </w:r>
+      <w:proofErr w:type="spellEnd"/>
+      <w:r>
+        <w:rPr>
+          <w:rFonts w:ascii="Arial" w:hAnsi="Arial" w:cs="Arial"/>
+          <w:sz w:val="22"/>
+          <w:szCs w:val="22"/>
+          <w:lang w:val="en-US"/>
+        </w:rPr>
+        <w:t xml:space="preserve"> de salida</w:t>
+      </w:r>
+      <w:r>
+        <w:rPr>
+          <w:rFonts w:ascii="Arial" w:hAnsi="Arial" w:cs="Arial"/>
           <w:b/>
           <w:bCs/>
-          <w:lang w:val="en-US"/>
-        </w:rPr>
-      </w:pPr>
-      <w:r>
-        <w:rPr>
-          <w:lang w:val="en-US"/>
-        </w:rPr>
-        <w:t>Ruta S3 del fichero de salida</w:t>
-      </w:r>
-      <w:r>
-        <w:rPr>
+          <w:sz w:val="22"/>
+          <w:szCs w:val="22"/>
+          <w:lang w:val="en-US"/>
+        </w:rPr>
+        <w:t xml:space="preserve">: </w:t>
+      </w:r>
+      <w:r>
+        <w:rPr>
+          <w:rFonts w:ascii="Arial" w:hAnsi="Arial" w:cs="Arial"/>
+          <w:b/>
+          <w:sz w:val="22"/>
+          <w:szCs w:val="22"/>
+          <w:lang w:val="en-US"/>
+        </w:rPr>
+        <w:t>s3://aw-sbx-s3-rnt-7330-4862-4433-output-temp-01/aw-sbx-s3-rnt-store/aw-sbx-s3-rnt-store-homologation/</w:t>
+      </w:r>
+    </w:p>
+    <w:p>
+      <w:pPr>
+        <w:pStyle w:val="Prrafodelista"/>
+        <w:numPr>
+          <w:ilvl w:val="2"/>
+          <w:numId w:val="3"/>
+        </w:numPr>
+        <w:rPr>
+          <w:rFonts w:ascii="Arial" w:hAnsi="Arial" w:cs="Arial"/>
           <w:b/>
           <w:bCs/>
-          <w:lang w:val="en-US"/>
-        </w:rPr>
-        <w:t xml:space="preserve">: </w:t>
-      </w:r>
-      <w:r>
-        <w:rPr>
-          <w:lang w:val="en-US"/>
-        </w:rPr>
-        <w:t>s3://aw-sbx-s3-rnt-7330-4862-4433-output-temp-01/aw-sbx-s3-rnt-dim/aw-sbx-s3-rnt-dim-store/aw-sbx-s3-rnt-dim-store-homologation/</w:t>
+          <w:sz w:val="22"/>
+          <w:szCs w:val="22"/>
+        </w:rPr>
+      </w:pPr>
+      <w:r>
+        <w:rPr>
+          <w:rFonts w:ascii="Arial" w:hAnsi="Arial" w:cs="Arial"/>
+          <w:b/>
+          <w:bCs/>
+          <w:sz w:val="22"/>
+          <w:szCs w:val="22"/>
+        </w:rPr>
+        <w:t>DATA QUALITY:</w:t>
       </w:r>
     </w:p>
     <w:p>
       <w:pPr>
         <w:pStyle w:val="Prrafodelista"/>
-        <w:numPr>
-          <w:ilvl w:val="1"/>
-          <w:numId w:val="3"/>
-        </w:numPr>
-        <w:rPr>
+        <w:ind w:left="1080"/>
+        <w:rPr>
+          <w:rFonts w:ascii="Arial" w:hAnsi="Arial" w:cs="Arial"/>
           <w:b/>
           <w:bCs/>
-        </w:rPr>
-      </w:pPr>
-      <w:r>
-        <w:rPr>
+          <w:sz w:val="22"/>
+          <w:szCs w:val="22"/>
+          <w:lang w:val="en-US"/>
+        </w:rPr>
+      </w:pPr>
+      <w:r>
+        <w:rPr>
+          <w:rFonts w:ascii="Arial" w:hAnsi="Arial" w:cs="Arial"/>
           <w:b/>
           <w:bCs/>
-        </w:rPr>
-        <w:t>DATA QUALITY:</w:t>
+          <w:sz w:val="22"/>
+          <w:szCs w:val="22"/>
+          <w:lang w:val="en-US"/>
+        </w:rPr>
+        <w:t xml:space="preserve">Data </w:t>
+      </w:r>
+      <w:proofErr w:type="spellStart"/>
+      <w:r>
+        <w:rPr>
+          <w:rFonts w:ascii="Arial" w:hAnsi="Arial" w:cs="Arial"/>
+          <w:b/>
+          <w:bCs/>
+          <w:sz w:val="22"/>
+          <w:szCs w:val="22"/>
+          <w:lang w:val="en-US"/>
+        </w:rPr>
+        <w:t>validada</w:t>
+      </w:r>
+      <w:proofErr w:type="spellEnd"/>
+      <w:r>
+        <w:rPr>
+          <w:rFonts w:ascii="Arial" w:hAnsi="Arial" w:cs="Arial"/>
+          <w:b/>
+          <w:bCs/>
+          <w:sz w:val="22"/>
+          <w:szCs w:val="22"/>
+          <w:lang w:val="en-US"/>
+        </w:rPr>
+        <w:t xml:space="preserve">: </w:t>
       </w:r>
     </w:p>
     <w:p>
       <w:pPr>
-        <w:pStyle w:val="Prrafodelista"/>
-        <w:rPr>
-          <w:b/>
-          <w:bCs/>
-          <w:lang w:val="en-US"/>
-        </w:rPr>
-      </w:pPr>
-      <w:r>
-        <w:rPr>
-          <w:b/>
-          <w:bCs/>
-          <w:lang w:val="en-US"/>
-        </w:rPr>
-        <w:t>D</w:t>
-      </w:r>
-      <w:r>
-        <w:rPr>
-          <w:b/>
-          <w:bCs/>
-          <w:lang w:val="en-US"/>
-        </w:rPr>
-        <w:t xml:space="preserve">ata Correcta: </w:t>
-      </w:r>
-    </w:p>
-    <w:p>
-      <w:pPr>
         <w:jc w:val="center"/>
-        <w:rPr>
-          <w:b/>
-          <w:bCs/>
-          <w:lang w:val="en-US"/>
-        </w:rPr>
-      </w:pPr>
-      <w:r>
-        <w:rPr>
-          <w:b/>
-          <w:bCs/>
-          <w:lang w:val="en-US"/>
+      </w:pPr>
+      <w:r>
+        <w:rPr>
+          <w:noProof/>
         </w:rPr>
         <w:drawing>
-          <wp:inline distT="0" distB="0" distL="0" distR="0" wp14:anchorId="522F046D" wp14:editId="1B39C965">
-            <wp:extent cx="5943600" cy="1612265"/>
-            <wp:effectExtent l="0" t="0" r="0" b="6985"/>
-            <wp:docPr id="1371171899" name="Imagen 1"/>
+          <wp:inline distT="0" distB="0" distL="0" distR="0" wp14:anchorId="6CA2D074" wp14:editId="50CA8C8F">
+            <wp:extent cx="5943600" cy="2009775"/>
+            <wp:effectExtent l="0" t="0" r="0" b="0"/>
+            <wp:docPr id="1992242356" name="drawing"/>
             <wp:cNvGraphicFramePr>
               <a:graphicFrameLocks xmlns:a="http://schemas.openxmlformats.org/drawingml/2006/main" noChangeAspect="1"/>
             </wp:cNvGraphicFramePr>
@@ -921,11 +2822,17 @@
               <a:graphicData uri="http://schemas.openxmlformats.org/drawingml/2006/picture">
                 <pic:pic xmlns:pic="http://schemas.openxmlformats.org/drawingml/2006/picture">
                   <pic:nvPicPr>
-                    <pic:cNvPr id="1371171899" name=""/>
+                    <pic:cNvPr id="1992242356" name="Picture 1992242356"/>
                     <pic:cNvPicPr/>
                   </pic:nvPicPr>
                   <pic:blipFill>
-                    <a:blip r:embed="rId15"/>
+                    <a:blip r:embed="rId16">
+                      <a:extLst>
+                        <a:ext uri="{28A0092B-C50C-407E-A947-70E740481C1C}">
+                          <a14:useLocalDpi xmlns:a14="http://schemas.microsoft.com/office/drawing/2010/main"/>
+                        </a:ext>
+                      </a:extLst>
+                    </a:blip>
                     <a:stretch>
                       <a:fillRect/>
                     </a:stretch>
@@ -933,7 +2840,7 @@
                   <pic:spPr>
                     <a:xfrm>
                       <a:off x="0" y="0"/>
-                      <a:ext cx="5943600" cy="1612265"/>
+                      <a:ext cx="5943600" cy="2009775"/>
                     </a:xfrm>
                     <a:prstGeom prst="rect">
                       <a:avLst/>
@@ -949,60 +2856,156 @@
     <w:p>
       <w:pPr>
         <w:pStyle w:val="Prrafodelista"/>
-        <w:rPr>
-          <w:lang w:val="en-US"/>
-        </w:rPr>
-      </w:pPr>
-      <w:r>
-        <w:rPr>
-          <w:lang w:val="en-US"/>
-        </w:rPr>
-        <w:t xml:space="preserve">Ruta S3 del fichero de salida (Correctos): </w:t>
-      </w:r>
-      <w:r>
-        <w:rPr>
-          <w:lang w:val="en-US"/>
-        </w:rPr>
-        <w:t>s3://aw-sbx-s3-rnt-7330-4862-4433-output-temp-01/aw-sbx-s3-rnt-dim/aw-sbx-s3-rnt-dim-store/aw-sbx-s3-rnt-dim-store-data-quality/</w:t>
+        <w:ind w:left="1080"/>
+        <w:rPr>
+          <w:lang w:val="en-US"/>
+        </w:rPr>
+      </w:pPr>
+      <w:r>
+        <w:rPr>
+          <w:rFonts w:ascii="Arial" w:hAnsi="Arial" w:cs="Arial"/>
+          <w:sz w:val="22"/>
+          <w:szCs w:val="22"/>
+          <w:lang w:val="en-US"/>
+        </w:rPr>
+        <w:lastRenderedPageBreak/>
+        <w:t xml:space="preserve">Ruta S3 del </w:t>
+      </w:r>
+      <w:proofErr w:type="spellStart"/>
+      <w:r>
+        <w:rPr>
+          <w:rFonts w:ascii="Arial" w:hAnsi="Arial" w:cs="Arial"/>
+          <w:sz w:val="22"/>
+          <w:szCs w:val="22"/>
+          <w:lang w:val="en-US"/>
+        </w:rPr>
+        <w:t>fichero</w:t>
+      </w:r>
+      <w:proofErr w:type="spellEnd"/>
+      <w:r>
+        <w:rPr>
+          <w:rFonts w:ascii="Arial" w:hAnsi="Arial" w:cs="Arial"/>
+          <w:sz w:val="22"/>
+          <w:szCs w:val="22"/>
+          <w:lang w:val="en-US"/>
+        </w:rPr>
+        <w:t xml:space="preserve"> de salida (</w:t>
+      </w:r>
+      <w:proofErr w:type="spellStart"/>
+      <w:r>
+        <w:rPr>
+          <w:rFonts w:ascii="Arial" w:hAnsi="Arial" w:cs="Arial"/>
+          <w:sz w:val="22"/>
+          <w:szCs w:val="22"/>
+          <w:lang w:val="en-US"/>
+        </w:rPr>
+        <w:t>Correctos</w:t>
+      </w:r>
+      <w:proofErr w:type="spellEnd"/>
+      <w:r>
+        <w:rPr>
+          <w:rFonts w:ascii="Arial" w:hAnsi="Arial" w:cs="Arial"/>
+          <w:sz w:val="22"/>
+          <w:szCs w:val="22"/>
+          <w:lang w:val="en-US"/>
+        </w:rPr>
+        <w:t xml:space="preserve">): </w:t>
+      </w:r>
+      <w:r>
+        <w:rPr>
+          <w:rFonts w:ascii="Arial" w:hAnsi="Arial" w:cs="Arial"/>
+          <w:sz w:val="22"/>
+          <w:szCs w:val="22"/>
+          <w:lang w:val="en-US"/>
+        </w:rPr>
+        <w:t>s3://aw-sbx-s3-rnt-7330-4862-4433-output-temp-01/aw-sbx-s3-rnt-store/aw-sbx-s3-rnt-store-data</w:t>
+      </w:r>
+      <w:r>
+        <w:rPr>
+          <w:rFonts w:ascii="Arial" w:hAnsi="Arial" w:cs="Arial"/>
+          <w:sz w:val="22"/>
+          <w:szCs w:val="22"/>
+          <w:lang w:val="en-US"/>
+        </w:rPr>
+        <w:t>_</w:t>
+      </w:r>
+      <w:r>
+        <w:rPr>
+          <w:rFonts w:ascii="Arial" w:hAnsi="Arial" w:cs="Arial"/>
+          <w:sz w:val="22"/>
+          <w:szCs w:val="22"/>
+          <w:lang w:val="en-US"/>
+        </w:rPr>
+        <w:t>quality/</w:t>
+      </w:r>
+      <w:r>
+        <w:rPr>
+          <w:rFonts w:ascii="Arial" w:hAnsi="Arial" w:cs="Arial"/>
+          <w:sz w:val="22"/>
+          <w:szCs w:val="22"/>
+          <w:lang w:val="en-US"/>
+        </w:rPr>
+        <w:t>aw-sbx-s3-rnt-store-data_quality_validated/</w:t>
       </w:r>
     </w:p>
     <w:p>
       <w:pPr>
         <w:pStyle w:val="Prrafodelista"/>
-        <w:rPr>
-          <w:lang w:val="en-US"/>
-        </w:rPr>
-      </w:pPr>
-      <w:r>
-        <w:rPr>
+        <w:ind w:left="1080"/>
+        <w:rPr>
+          <w:rFonts w:ascii="Arial" w:hAnsi="Arial" w:cs="Arial"/>
+          <w:sz w:val="22"/>
+          <w:szCs w:val="22"/>
+          <w:lang w:val="en-US"/>
+        </w:rPr>
+      </w:pPr>
+      <w:r>
+        <w:rPr>
+          <w:rFonts w:ascii="Arial" w:hAnsi="Arial" w:cs="Arial"/>
           <w:b/>
           <w:bCs/>
+          <w:sz w:val="22"/>
+          <w:szCs w:val="22"/>
           <w:lang w:val="en-US"/>
         </w:rPr>
         <w:t>Data</w:t>
       </w:r>
       <w:r>
         <w:rPr>
+          <w:rFonts w:ascii="Arial" w:hAnsi="Arial" w:cs="Arial"/>
+          <w:sz w:val="22"/>
+          <w:szCs w:val="22"/>
           <w:lang w:val="en-US"/>
         </w:rPr>
         <w:t xml:space="preserve"> </w:t>
       </w:r>
-      <w:r>
-        <w:rPr>
+      <w:proofErr w:type="spellStart"/>
+      <w:r>
+        <w:rPr>
+          <w:rFonts w:ascii="Arial" w:hAnsi="Arial" w:cs="Arial"/>
           <w:b/>
           <w:bCs/>
+          <w:sz w:val="22"/>
+          <w:szCs w:val="22"/>
           <w:lang w:val="en-US"/>
         </w:rPr>
         <w:t>Rechazada</w:t>
       </w:r>
-      <w:r>
-        <w:rPr>
+      <w:proofErr w:type="spellEnd"/>
+      <w:r>
+        <w:rPr>
+          <w:rFonts w:ascii="Arial" w:hAnsi="Arial" w:cs="Arial"/>
+          <w:sz w:val="22"/>
+          <w:szCs w:val="22"/>
           <w:lang w:val="en-US"/>
         </w:rPr>
         <w:t>:</w:t>
       </w:r>
       <w:r>
         <w:rPr>
+          <w:rFonts w:ascii="Arial" w:hAnsi="Arial" w:cs="Arial"/>
+          <w:sz w:val="22"/>
+          <w:szCs w:val="22"/>
           <w:lang w:val="en-US"/>
         </w:rPr>
         <w:t xml:space="preserve"> </w:t>
@@ -1011,20 +3014,16 @@
     <w:p>
       <w:pPr>
         <w:jc w:val="center"/>
-        <w:rPr>
-          <w:lang w:val="en-US"/>
-        </w:rPr>
-      </w:pPr>
-      <w:r>
-        <w:rPr>
-          <w:lang w:val="en-US"/>
-        </w:rPr>
-        <w:lastRenderedPageBreak/>
+      </w:pPr>
+      <w:r>
+        <w:rPr>
+          <w:noProof/>
+        </w:rPr>
         <w:drawing>
-          <wp:inline distT="0" distB="0" distL="0" distR="0" wp14:anchorId="13B714B3" wp14:editId="3F10CEA9">
-            <wp:extent cx="5943600" cy="1812925"/>
+          <wp:inline distT="0" distB="0" distL="0" distR="0" wp14:anchorId="7EB6ABA1" wp14:editId="777249AA">
+            <wp:extent cx="5943600" cy="2009775"/>
             <wp:effectExtent l="0" t="0" r="0" b="0"/>
-            <wp:docPr id="256074418" name="Imagen 1"/>
+            <wp:docPr id="921749359" name="drawing"/>
             <wp:cNvGraphicFramePr>
               <a:graphicFrameLocks xmlns:a="http://schemas.openxmlformats.org/drawingml/2006/main" noChangeAspect="1"/>
             </wp:cNvGraphicFramePr>
@@ -1032,11 +3031,17 @@
               <a:graphicData uri="http://schemas.openxmlformats.org/drawingml/2006/picture">
                 <pic:pic xmlns:pic="http://schemas.openxmlformats.org/drawingml/2006/picture">
                   <pic:nvPicPr>
-                    <pic:cNvPr id="256074418" name=""/>
+                    <pic:cNvPr id="921749359" name="Picture 921749359"/>
                     <pic:cNvPicPr/>
                   </pic:nvPicPr>
                   <pic:blipFill>
-                    <a:blip r:embed="rId16"/>
+                    <a:blip r:embed="rId17">
+                      <a:extLst>
+                        <a:ext uri="{28A0092B-C50C-407E-A947-70E740481C1C}">
+                          <a14:useLocalDpi xmlns:a14="http://schemas.microsoft.com/office/drawing/2010/main"/>
+                        </a:ext>
+                      </a:extLst>
+                    </a:blip>
                     <a:stretch>
                       <a:fillRect/>
                     </a:stretch>
@@ -1044,7 +3049,7 @@
                   <pic:spPr>
                     <a:xfrm>
                       <a:off x="0" y="0"/>
-                      <a:ext cx="5943600" cy="1812925"/>
+                      <a:ext cx="5943600" cy="2009775"/>
                     </a:xfrm>
                     <a:prstGeom prst="rect">
                       <a:avLst/>
@@ -1060,21 +3065,843 @@
     <w:p>
       <w:pPr>
         <w:pStyle w:val="Prrafodelista"/>
-        <w:rPr>
-          <w:lang w:val="en-US"/>
-        </w:rPr>
-      </w:pPr>
-      <w:r>
-        <w:rPr>
-          <w:lang w:val="en-US"/>
-        </w:rPr>
-        <w:t xml:space="preserve">Ruta S3 del fichero de salida (Rechazados): </w:t>
-      </w:r>
-      <w:r>
-        <w:rPr>
-          <w:lang w:val="en-US"/>
-        </w:rPr>
-        <w:t>s3://aw-sbx-s3-rnt-7330-4862-4433-output-temp-01/aw-sbx-s3-rnt-dim/aw-sbx-s3-rnt-dim-store/aw-sbx-s3-rnt-dim-store-data-quality-rejected/</w:t>
+        <w:ind w:left="1080"/>
+        <w:rPr>
+          <w:lang w:val="en-US"/>
+        </w:rPr>
+      </w:pPr>
+      <w:r>
+        <w:rPr>
+          <w:rFonts w:ascii="Arial" w:hAnsi="Arial" w:cs="Arial"/>
+          <w:sz w:val="22"/>
+          <w:szCs w:val="22"/>
+          <w:lang w:val="en-US"/>
+        </w:rPr>
+        <w:t xml:space="preserve">Ruta S3 del </w:t>
+      </w:r>
+      <w:proofErr w:type="spellStart"/>
+      <w:r>
+        <w:rPr>
+          <w:rFonts w:ascii="Arial" w:hAnsi="Arial" w:cs="Arial"/>
+          <w:sz w:val="22"/>
+          <w:szCs w:val="22"/>
+          <w:lang w:val="en-US"/>
+        </w:rPr>
+        <w:t>fichero</w:t>
+      </w:r>
+      <w:proofErr w:type="spellEnd"/>
+      <w:r>
+        <w:rPr>
+          <w:rFonts w:ascii="Arial" w:hAnsi="Arial" w:cs="Arial"/>
+          <w:sz w:val="22"/>
+          <w:szCs w:val="22"/>
+          <w:lang w:val="en-US"/>
+        </w:rPr>
+        <w:t xml:space="preserve"> de salida (</w:t>
+      </w:r>
+      <w:proofErr w:type="spellStart"/>
+      <w:r>
+        <w:rPr>
+          <w:rFonts w:ascii="Arial" w:hAnsi="Arial" w:cs="Arial"/>
+          <w:sz w:val="22"/>
+          <w:szCs w:val="22"/>
+          <w:lang w:val="en-US"/>
+        </w:rPr>
+        <w:t>Rechazados</w:t>
+      </w:r>
+      <w:proofErr w:type="spellEnd"/>
+      <w:r>
+        <w:rPr>
+          <w:rFonts w:ascii="Arial" w:hAnsi="Arial" w:cs="Arial"/>
+          <w:sz w:val="22"/>
+          <w:szCs w:val="22"/>
+          <w:lang w:val="en-US"/>
+        </w:rPr>
+        <w:t xml:space="preserve">): </w:t>
+      </w:r>
+      <w:r>
+        <w:rPr>
+          <w:rFonts w:ascii="Arial" w:hAnsi="Arial" w:cs="Arial"/>
+          <w:sz w:val="22"/>
+          <w:szCs w:val="22"/>
+          <w:lang w:val="en-US"/>
+        </w:rPr>
+        <w:t xml:space="preserve"> </w:t>
+      </w:r>
+      <w:r>
+        <w:rPr>
+          <w:rFonts w:ascii="Arial" w:hAnsi="Arial" w:cs="Arial"/>
+          <w:sz w:val="22"/>
+          <w:szCs w:val="22"/>
+          <w:lang w:val="en-US"/>
+        </w:rPr>
+        <w:t>s3://aw-sbx-s3-rnt-7330-4862-4433-output-temp-01/aw-sbx-s3-rnt-store/aw-sbx-s3-rnt-store-data</w:t>
+      </w:r>
+      <w:r>
+        <w:rPr>
+          <w:rFonts w:ascii="Arial" w:hAnsi="Arial" w:cs="Arial"/>
+          <w:sz w:val="22"/>
+          <w:szCs w:val="22"/>
+          <w:lang w:val="en-US"/>
+        </w:rPr>
+        <w:t>_</w:t>
+      </w:r>
+      <w:r>
+        <w:rPr>
+          <w:rFonts w:ascii="Arial" w:hAnsi="Arial" w:cs="Arial"/>
+          <w:sz w:val="22"/>
+          <w:szCs w:val="22"/>
+          <w:lang w:val="en-US"/>
+        </w:rPr>
+        <w:t>quality</w:t>
+      </w:r>
+      <w:r>
+        <w:rPr>
+          <w:rFonts w:ascii="Arial" w:hAnsi="Arial" w:cs="Arial"/>
+          <w:sz w:val="22"/>
+          <w:szCs w:val="22"/>
+          <w:lang w:val="en-US"/>
+        </w:rPr>
+        <w:t>/aw-sbx-s3-rnt-store-data_quality_</w:t>
+      </w:r>
+      <w:r>
+        <w:rPr>
+          <w:rFonts w:ascii="Arial" w:hAnsi="Arial" w:cs="Arial"/>
+          <w:sz w:val="22"/>
+          <w:szCs w:val="22"/>
+          <w:lang w:val="en-US"/>
+        </w:rPr>
+        <w:t>rejected/</w:t>
+      </w:r>
+    </w:p>
+    <w:p>
+      <w:pPr>
+        <w:pStyle w:val="Prrafodelista"/>
+        <w:numPr>
+          <w:ilvl w:val="2"/>
+          <w:numId w:val="3"/>
+        </w:numPr>
+        <w:rPr>
+          <w:rFonts w:ascii="Arial" w:hAnsi="Arial" w:cs="Arial"/>
+          <w:b/>
+          <w:bCs/>
+          <w:sz w:val="22"/>
+          <w:szCs w:val="22"/>
+        </w:rPr>
+      </w:pPr>
+      <w:r>
+        <w:rPr>
+          <w:rFonts w:ascii="Arial" w:hAnsi="Arial" w:cs="Arial"/>
+          <w:b/>
+          <w:bCs/>
+          <w:sz w:val="22"/>
+          <w:szCs w:val="22"/>
+        </w:rPr>
+        <w:t>ACTUALIZACION EN BASE DE DATOS</w:t>
+      </w:r>
+    </w:p>
+    <w:p>
+      <w:pPr>
+        <w:ind w:left="720"/>
+      </w:pPr>
+      <w:r>
+        <w:rPr>
+          <w:rFonts w:ascii="Arial" w:hAnsi="Arial" w:cs="Arial"/>
+          <w:sz w:val="22"/>
+          <w:szCs w:val="22"/>
+        </w:rPr>
+        <w:t>Delta:</w:t>
+      </w:r>
+    </w:p>
+    <w:p>
+      <w:pPr>
+        <w:ind w:left="720"/>
+      </w:pPr>
+      <w:r>
+        <w:rPr>
+          <w:noProof/>
+        </w:rPr>
+        <w:drawing>
+          <wp:inline distT="0" distB="0" distL="0" distR="0" wp14:anchorId="366EAE02" wp14:editId="289DCE7C">
+            <wp:extent cx="5943600" cy="2009775"/>
+            <wp:effectExtent l="0" t="0" r="0" b="0"/>
+            <wp:docPr id="496827429" name="drawing"/>
+            <wp:cNvGraphicFramePr>
+              <a:graphicFrameLocks xmlns:a="http://schemas.openxmlformats.org/drawingml/2006/main" noChangeAspect="1"/>
+            </wp:cNvGraphicFramePr>
+            <a:graphic xmlns:a="http://schemas.openxmlformats.org/drawingml/2006/main">
+              <a:graphicData uri="http://schemas.openxmlformats.org/drawingml/2006/picture">
+                <pic:pic xmlns:pic="http://schemas.openxmlformats.org/drawingml/2006/picture">
+                  <pic:nvPicPr>
+                    <pic:cNvPr id="496827429" name="Picture 496827429"/>
+                    <pic:cNvPicPr/>
+                  </pic:nvPicPr>
+                  <pic:blipFill>
+                    <a:blip r:embed="rId18">
+                      <a:extLst>
+                        <a:ext uri="{28A0092B-C50C-407E-A947-70E740481C1C}">
+                          <a14:useLocalDpi xmlns:a14="http://schemas.microsoft.com/office/drawing/2010/main"/>
+                        </a:ext>
+                      </a:extLst>
+                    </a:blip>
+                    <a:stretch>
+                      <a:fillRect/>
+                    </a:stretch>
+                  </pic:blipFill>
+                  <pic:spPr>
+                    <a:xfrm>
+                      <a:off x="0" y="0"/>
+                      <a:ext cx="5943600" cy="2009775"/>
+                    </a:xfrm>
+                    <a:prstGeom prst="rect">
+                      <a:avLst/>
+                    </a:prstGeom>
+                  </pic:spPr>
+                </pic:pic>
+              </a:graphicData>
+            </a:graphic>
+          </wp:inline>
+        </w:drawing>
+      </w:r>
+    </w:p>
+    <w:p>
+      <w:pPr>
+        <w:ind w:left="720"/>
+        <w:rPr>
+          <w:lang w:val="en-US"/>
+        </w:rPr>
+      </w:pPr>
+      <w:r>
+        <w:rPr>
+          <w:lang w:val="en-US"/>
+        </w:rPr>
+        <w:t>Ruta S3: s3://aw-sbx-s3-rnt-7330-4862-4433-silver-01/aw-sbx-s3-rnt-silver/mst_tienda/part-00000-24cc56ea-5403-42f6-98a1-d2b949920356-c000.snappy.parquet</w:t>
+      </w:r>
+    </w:p>
+    <w:p>
+      <w:pPr>
+        <w:ind w:left="720"/>
+        <w:rPr>
+          <w:lang w:val="en-US"/>
+        </w:rPr>
+      </w:pPr>
+      <w:r>
+        <w:rPr>
+          <w:rFonts w:ascii="Arial" w:hAnsi="Arial" w:cs="Arial"/>
+          <w:sz w:val="22"/>
+          <w:szCs w:val="22"/>
+          <w:lang w:val="en-US"/>
+        </w:rPr>
+        <w:t xml:space="preserve">Query </w:t>
+      </w:r>
+      <w:proofErr w:type="spellStart"/>
+      <w:r>
+        <w:rPr>
+          <w:rFonts w:ascii="Arial" w:hAnsi="Arial" w:cs="Arial"/>
+          <w:sz w:val="22"/>
+          <w:szCs w:val="22"/>
+          <w:lang w:val="en-US"/>
+        </w:rPr>
+        <w:t>en</w:t>
+      </w:r>
+      <w:proofErr w:type="spellEnd"/>
+      <w:r>
+        <w:rPr>
+          <w:rFonts w:ascii="Arial" w:hAnsi="Arial" w:cs="Arial"/>
+          <w:sz w:val="22"/>
+          <w:szCs w:val="22"/>
+          <w:lang w:val="en-US"/>
+        </w:rPr>
+        <w:t xml:space="preserve"> Redshift:  </w:t>
+      </w:r>
+    </w:p>
+    <w:p>
+      <w:pPr>
+        <w:spacing w:after="0" w:line="285" w:lineRule="auto"/>
+        <w:rPr>
+          <w:rFonts w:ascii="Consolas" w:eastAsia="Consolas" w:hAnsi="Consolas" w:cs="Consolas"/>
+          <w:sz w:val="21"/>
+          <w:szCs w:val="21"/>
+          <w:lang w:val="en-US"/>
+        </w:rPr>
+      </w:pPr>
+      <w:r>
+        <w:rPr>
+          <w:rFonts w:ascii="Consolas" w:eastAsia="Consolas" w:hAnsi="Consolas" w:cs="Consolas"/>
+          <w:color w:val="48AFF0"/>
+          <w:sz w:val="21"/>
+          <w:szCs w:val="21"/>
+          <w:lang w:val="en-US"/>
+        </w:rPr>
+        <w:t>select</w:t>
+      </w:r>
+      <w:r>
+        <w:rPr>
+          <w:rFonts w:ascii="Consolas" w:eastAsia="Consolas" w:hAnsi="Consolas" w:cs="Consolas"/>
+          <w:color w:val="D4D4D4"/>
+          <w:sz w:val="21"/>
+          <w:szCs w:val="21"/>
+          <w:lang w:val="en-US"/>
+        </w:rPr>
+        <w:t xml:space="preserve"> </w:t>
+      </w:r>
+      <w:r>
+        <w:rPr>
+          <w:rFonts w:ascii="Consolas" w:eastAsia="Consolas" w:hAnsi="Consolas" w:cs="Consolas"/>
+          <w:color w:val="2EE6D6"/>
+          <w:sz w:val="21"/>
+          <w:szCs w:val="21"/>
+          <w:lang w:val="en-US"/>
+        </w:rPr>
+        <w:t>*</w:t>
+      </w:r>
+      <w:r>
+        <w:rPr>
+          <w:rFonts w:ascii="Consolas" w:eastAsia="Consolas" w:hAnsi="Consolas" w:cs="Consolas"/>
+          <w:color w:val="D4D4D4"/>
+          <w:sz w:val="21"/>
+          <w:szCs w:val="21"/>
+          <w:lang w:val="en-US"/>
+        </w:rPr>
+        <w:t xml:space="preserve"> </w:t>
+      </w:r>
+      <w:r>
+        <w:rPr>
+          <w:rFonts w:ascii="Consolas" w:eastAsia="Consolas" w:hAnsi="Consolas" w:cs="Consolas"/>
+          <w:color w:val="48AFF0"/>
+          <w:sz w:val="21"/>
+          <w:szCs w:val="21"/>
+          <w:lang w:val="en-US"/>
+        </w:rPr>
+        <w:t>from</w:t>
+      </w:r>
+      <w:r>
+        <w:rPr>
+          <w:rFonts w:ascii="Consolas" w:eastAsia="Consolas" w:hAnsi="Consolas" w:cs="Consolas"/>
+          <w:color w:val="D4D4D4"/>
+          <w:sz w:val="21"/>
+          <w:szCs w:val="21"/>
+          <w:lang w:val="en-US"/>
+        </w:rPr>
+        <w:t xml:space="preserve"> </w:t>
+      </w:r>
+      <w:r>
+        <w:rPr>
+          <w:rFonts w:ascii="Consolas" w:eastAsia="Consolas" w:hAnsi="Consolas" w:cs="Consolas"/>
+          <w:sz w:val="21"/>
+          <w:szCs w:val="21"/>
+          <w:lang w:val="en-US"/>
+        </w:rPr>
+        <w:t>"dev"."processing"."</w:t>
+      </w:r>
+      <w:proofErr w:type="spellStart"/>
+      <w:r>
+        <w:rPr>
+          <w:rFonts w:ascii="Consolas" w:eastAsia="Consolas" w:hAnsi="Consolas" w:cs="Consolas"/>
+          <w:sz w:val="21"/>
+          <w:szCs w:val="21"/>
+          <w:lang w:val="en-US"/>
+        </w:rPr>
+        <w:t>mst_tienda</w:t>
+      </w:r>
+      <w:proofErr w:type="spellEnd"/>
+      <w:r>
+        <w:rPr>
+          <w:rFonts w:ascii="Consolas" w:eastAsia="Consolas" w:hAnsi="Consolas" w:cs="Consolas"/>
+          <w:sz w:val="21"/>
+          <w:szCs w:val="21"/>
+          <w:lang w:val="en-US"/>
+        </w:rPr>
+        <w:t>";</w:t>
+      </w:r>
+    </w:p>
+    <w:p>
+      <w:pPr>
+        <w:ind w:left="720"/>
+        <w:rPr>
+          <w:rFonts w:ascii="Arial" w:hAnsi="Arial" w:cs="Arial"/>
+          <w:sz w:val="22"/>
+          <w:szCs w:val="22"/>
+          <w:lang w:val="en-US"/>
+        </w:rPr>
+      </w:pPr>
+    </w:p>
+    <w:p>
+      <w:pPr>
+        <w:ind w:left="720"/>
+      </w:pPr>
+      <w:r>
+        <w:rPr>
+          <w:rFonts w:ascii="Arial" w:hAnsi="Arial" w:cs="Arial"/>
+          <w:sz w:val="22"/>
+          <w:szCs w:val="22"/>
+        </w:rPr>
+        <w:t xml:space="preserve">Vista de los datos: </w:t>
+      </w:r>
+    </w:p>
+    <w:p>
+      <w:pPr>
+        <w:jc w:val="center"/>
+      </w:pPr>
+      <w:r>
+        <w:rPr>
+          <w:noProof/>
+        </w:rPr>
+        <w:lastRenderedPageBreak/>
+        <w:drawing>
+          <wp:inline distT="0" distB="0" distL="0" distR="0" wp14:anchorId="36F7D4A6" wp14:editId="2721FA40">
+            <wp:extent cx="5943600" cy="1638300"/>
+            <wp:effectExtent l="0" t="0" r="0" b="0"/>
+            <wp:docPr id="1213514459" name="drawing"/>
+            <wp:cNvGraphicFramePr>
+              <a:graphicFrameLocks xmlns:a="http://schemas.openxmlformats.org/drawingml/2006/main" noChangeAspect="1"/>
+            </wp:cNvGraphicFramePr>
+            <a:graphic xmlns:a="http://schemas.openxmlformats.org/drawingml/2006/main">
+              <a:graphicData uri="http://schemas.openxmlformats.org/drawingml/2006/picture">
+                <pic:pic xmlns:pic="http://schemas.openxmlformats.org/drawingml/2006/picture">
+                  <pic:nvPicPr>
+                    <pic:cNvPr id="1213514459" name="Picture 1213514459"/>
+                    <pic:cNvPicPr/>
+                  </pic:nvPicPr>
+                  <pic:blipFill>
+                    <a:blip r:embed="rId19">
+                      <a:extLst>
+                        <a:ext uri="{28A0092B-C50C-407E-A947-70E740481C1C}">
+                          <a14:useLocalDpi xmlns:a14="http://schemas.microsoft.com/office/drawing/2010/main"/>
+                        </a:ext>
+                      </a:extLst>
+                    </a:blip>
+                    <a:stretch>
+                      <a:fillRect/>
+                    </a:stretch>
+                  </pic:blipFill>
+                  <pic:spPr>
+                    <a:xfrm>
+                      <a:off x="0" y="0"/>
+                      <a:ext cx="5943600" cy="1638300"/>
+                    </a:xfrm>
+                    <a:prstGeom prst="rect">
+                      <a:avLst/>
+                    </a:prstGeom>
+                  </pic:spPr>
+                </pic:pic>
+              </a:graphicData>
+            </a:graphic>
+          </wp:inline>
+        </w:drawing>
+      </w:r>
+    </w:p>
+    <w:p>
+      <w:pPr>
+        <w:pStyle w:val="Prrafodelista"/>
+        <w:numPr>
+          <w:ilvl w:val="0"/>
+          <w:numId w:val="3"/>
+        </w:numPr>
+        <w:rPr>
+          <w:rFonts w:ascii="Arial" w:hAnsi="Arial" w:cs="Arial"/>
+          <w:b/>
+          <w:bCs/>
+          <w:sz w:val="22"/>
+          <w:szCs w:val="22"/>
+          <w:lang w:val="en-US"/>
+        </w:rPr>
+      </w:pPr>
+      <w:r>
+        <w:rPr>
+          <w:rFonts w:ascii="Arial" w:hAnsi="Arial" w:cs="Arial"/>
+          <w:b/>
+          <w:bCs/>
+          <w:sz w:val="22"/>
+          <w:szCs w:val="22"/>
+          <w:lang w:val="en-US"/>
+        </w:rPr>
+        <w:t>DYNAMODB</w:t>
+      </w:r>
+    </w:p>
+    <w:p>
+      <w:pPr>
+        <w:pStyle w:val="Prrafodelista"/>
+        <w:numPr>
+          <w:ilvl w:val="1"/>
+          <w:numId w:val="3"/>
+        </w:numPr>
+        <w:rPr>
+          <w:rFonts w:ascii="Arial" w:hAnsi="Arial" w:cs="Arial"/>
+          <w:sz w:val="22"/>
+          <w:szCs w:val="22"/>
+          <w:lang w:val="en-US"/>
+        </w:rPr>
+      </w:pPr>
+      <w:r>
+        <w:rPr>
+          <w:rFonts w:ascii="Arial" w:hAnsi="Arial" w:cs="Arial"/>
+          <w:sz w:val="22"/>
+          <w:szCs w:val="22"/>
+          <w:lang w:val="en-US"/>
+        </w:rPr>
+        <w:t>CHECKPOINT</w:t>
+      </w:r>
+    </w:p>
+    <w:p>
+      <w:pPr>
+        <w:pStyle w:val="Prrafodelista"/>
+        <w:ind w:left="1080"/>
+        <w:rPr>
+          <w:rFonts w:ascii="Arial" w:hAnsi="Arial" w:cs="Arial"/>
+          <w:sz w:val="22"/>
+          <w:szCs w:val="22"/>
+        </w:rPr>
+      </w:pPr>
+      <w:r>
+        <w:rPr>
+          <w:rFonts w:ascii="Arial" w:hAnsi="Arial" w:cs="Arial"/>
+          <w:sz w:val="22"/>
+          <w:szCs w:val="22"/>
+        </w:rPr>
+        <w:t>Conforme se va ejecutando el proceso mediante el </w:t>
+      </w:r>
+      <w:proofErr w:type="spellStart"/>
+      <w:r>
+        <w:rPr>
+          <w:rFonts w:ascii="Arial" w:hAnsi="Arial" w:cs="Arial"/>
+          <w:sz w:val="22"/>
+          <w:szCs w:val="22"/>
+        </w:rPr>
+        <w:t>state</w:t>
+      </w:r>
+      <w:proofErr w:type="spellEnd"/>
+      <w:r>
+        <w:rPr>
+          <w:rFonts w:ascii="Arial" w:hAnsi="Arial" w:cs="Arial"/>
+          <w:sz w:val="22"/>
+          <w:szCs w:val="22"/>
+        </w:rPr>
+        <w:t> machine, va guardando su estado en el </w:t>
+      </w:r>
+      <w:proofErr w:type="spellStart"/>
+      <w:r>
+        <w:rPr>
+          <w:rFonts w:ascii="Arial" w:hAnsi="Arial" w:cs="Arial"/>
+          <w:sz w:val="22"/>
+          <w:szCs w:val="22"/>
+        </w:rPr>
+        <w:t>checkpoint</w:t>
+      </w:r>
+      <w:proofErr w:type="spellEnd"/>
+      <w:r>
+        <w:rPr>
+          <w:rFonts w:ascii="Arial" w:hAnsi="Arial" w:cs="Arial"/>
+          <w:sz w:val="22"/>
+          <w:szCs w:val="22"/>
+        </w:rPr>
+        <w:t>, el cual podemos ver de esta forma:</w:t>
+      </w:r>
+    </w:p>
+    <w:p>
+      <w:pPr>
+        <w:jc w:val="center"/>
+      </w:pPr>
+      <w:r>
+        <w:rPr>
+          <w:rFonts w:ascii="Arial" w:hAnsi="Arial" w:cs="Arial"/>
+          <w:noProof/>
+          <w:sz w:val="22"/>
+          <w:szCs w:val="22"/>
+        </w:rPr>
+        <mc:AlternateContent>
+          <mc:Choice Requires="wps">
+            <w:drawing>
+              <wp:anchor distT="0" distB="0" distL="114300" distR="114300" simplePos="0" relativeHeight="251664387" behindDoc="0" locked="0" layoutInCell="1" allowOverlap="1" wp14:anchorId="6D0F618D" wp14:editId="375DBE81">
+                <wp:simplePos x="0" y="0"/>
+                <wp:positionH relativeFrom="column">
+                  <wp:posOffset>71516</wp:posOffset>
+                </wp:positionH>
+                <wp:positionV relativeFrom="paragraph">
+                  <wp:posOffset>3544570</wp:posOffset>
+                </wp:positionV>
+                <wp:extent cx="1067366" cy="298193"/>
+                <wp:effectExtent l="19050" t="19050" r="19050" b="26035"/>
+                <wp:wrapNone/>
+                <wp:docPr id="1759676162" name="Rectángulo: esquinas redondeadas 1"/>
+                <wp:cNvGraphicFramePr/>
+                <a:graphic xmlns:a="http://schemas.openxmlformats.org/drawingml/2006/main">
+                  <a:graphicData uri="http://schemas.microsoft.com/office/word/2010/wordprocessingShape">
+                    <wps:wsp>
+                      <wps:cNvSpPr/>
+                      <wps:spPr>
+                        <a:xfrm>
+                          <a:off x="0" y="0"/>
+                          <a:ext cx="1067366" cy="298193"/>
+                        </a:xfrm>
+                        <a:prstGeom prst="roundRect">
+                          <a:avLst/>
+                        </a:prstGeom>
+                        <a:noFill/>
+                        <a:ln w="28575" cap="flat" cmpd="sng" algn="ctr">
+                          <a:solidFill>
+                            <a:srgbClr val="EE0000"/>
+                          </a:solidFill>
+                          <a:prstDash val="solid"/>
+                          <a:round/>
+                          <a:headEnd type="none" w="med" len="med"/>
+                          <a:tailEnd type="none" w="med" len="med"/>
+                        </a:ln>
+                      </wps:spPr>
+                      <wps:style>
+                        <a:lnRef idx="0">
+                          <a:scrgbClr r="0" g="0" b="0"/>
+                        </a:lnRef>
+                        <a:fillRef idx="0">
+                          <a:scrgbClr r="0" g="0" b="0"/>
+                        </a:fillRef>
+                        <a:effectRef idx="0">
+                          <a:scrgbClr r="0" g="0" b="0"/>
+                        </a:effectRef>
+                        <a:fontRef idx="minor">
+                          <a:schemeClr val="dk1"/>
+                        </a:fontRef>
+                      </wps:style>
+                      <wps:bodyPr rot="0" spcFirstLastPara="0" vertOverflow="overflow" horzOverflow="overflow" vert="horz" wrap="square" lIns="91440" tIns="45720" rIns="91440" bIns="45720" numCol="1" spcCol="0" rtlCol="0" fromWordArt="0" anchor="ctr" anchorCtr="0" forceAA="0" compatLnSpc="1">
+                        <a:prstTxWarp prst="textNoShape">
+                          <a:avLst/>
+                        </a:prstTxWarp>
+                        <a:noAutofit/>
+                      </wps:bodyPr>
+                    </wps:wsp>
+                  </a:graphicData>
+                </a:graphic>
+                <wp14:sizeRelH relativeFrom="margin">
+                  <wp14:pctWidth>0</wp14:pctWidth>
+                </wp14:sizeRelH>
+                <wp14:sizeRelV relativeFrom="margin">
+                  <wp14:pctHeight>0</wp14:pctHeight>
+                </wp14:sizeRelV>
+              </wp:anchor>
+            </w:drawing>
+          </mc:Choice>
+          <mc:Fallback>
+            <w:pict>
+              <v:roundrect w14:anchorId="5658BFE6" id="Rectángulo: esquinas redondeadas 1" o:spid="_x0000_s1026" style="position:absolute;margin-left:5.65pt;margin-top:279.1pt;width:84.05pt;height:23.5pt;z-index:251664387;visibility:visible;mso-wrap-style:square;mso-width-percent:0;mso-height-percent:0;mso-wrap-distance-left:9pt;mso-wrap-distance-top:0;mso-wrap-distance-right:9pt;mso-wrap-distance-bottom:0;mso-position-horizontal:absolute;mso-position-horizontal-relative:text;mso-position-vertical:absolute;mso-position-vertical-relative:text;mso-width-percent:0;mso-height-percent:0;mso-width-relative:margin;mso-height-relative:margin;v-text-anchor:middle" arcsize="10923f" o:gfxdata="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" filled="f" strokecolor="#e00" strokeweight="2.25pt"/>
+            </w:pict>
+          </mc:Fallback>
+        </mc:AlternateContent>
+      </w:r>
+      <w:r>
+        <w:rPr>
+          <w:rFonts w:ascii="Arial" w:hAnsi="Arial" w:cs="Arial"/>
+          <w:noProof/>
+          <w:sz w:val="22"/>
+          <w:szCs w:val="22"/>
+        </w:rPr>
+        <mc:AlternateContent>
+          <mc:Choice Requires="wps">
+            <w:drawing>
+              <wp:anchor distT="0" distB="0" distL="114300" distR="114300" simplePos="0" relativeHeight="251662339" behindDoc="0" locked="0" layoutInCell="1" allowOverlap="1" wp14:anchorId="1B11C3EC" wp14:editId="2FCA409C">
+                <wp:simplePos x="0" y="0"/>
+                <wp:positionH relativeFrom="column">
+                  <wp:posOffset>73371</wp:posOffset>
+                </wp:positionH>
+                <wp:positionV relativeFrom="paragraph">
+                  <wp:posOffset>3094034</wp:posOffset>
+                </wp:positionV>
+                <wp:extent cx="1067366" cy="298193"/>
+                <wp:effectExtent l="19050" t="19050" r="19050" b="26035"/>
+                <wp:wrapNone/>
+                <wp:docPr id="1070670894" name="Rectángulo: esquinas redondeadas 1"/>
+                <wp:cNvGraphicFramePr/>
+                <a:graphic xmlns:a="http://schemas.openxmlformats.org/drawingml/2006/main">
+                  <a:graphicData uri="http://schemas.microsoft.com/office/word/2010/wordprocessingShape">
+                    <wps:wsp>
+                      <wps:cNvSpPr/>
+                      <wps:spPr>
+                        <a:xfrm>
+                          <a:off x="0" y="0"/>
+                          <a:ext cx="1067366" cy="298193"/>
+                        </a:xfrm>
+                        <a:prstGeom prst="roundRect">
+                          <a:avLst/>
+                        </a:prstGeom>
+                        <a:noFill/>
+                        <a:ln w="28575" cap="flat" cmpd="sng" algn="ctr">
+                          <a:solidFill>
+                            <a:srgbClr val="EE0000"/>
+                          </a:solidFill>
+                          <a:prstDash val="solid"/>
+                          <a:round/>
+                          <a:headEnd type="none" w="med" len="med"/>
+                          <a:tailEnd type="none" w="med" len="med"/>
+                        </a:ln>
+                      </wps:spPr>
+                      <wps:style>
+                        <a:lnRef idx="0">
+                          <a:scrgbClr r="0" g="0" b="0"/>
+                        </a:lnRef>
+                        <a:fillRef idx="0">
+                          <a:scrgbClr r="0" g="0" b="0"/>
+                        </a:fillRef>
+                        <a:effectRef idx="0">
+                          <a:scrgbClr r="0" g="0" b="0"/>
+                        </a:effectRef>
+                        <a:fontRef idx="minor">
+                          <a:schemeClr val="dk1"/>
+                        </a:fontRef>
+                      </wps:style>
+                      <wps:bodyPr rot="0" spcFirstLastPara="0" vertOverflow="overflow" horzOverflow="overflow" vert="horz" wrap="square" lIns="91440" tIns="45720" rIns="91440" bIns="45720" numCol="1" spcCol="0" rtlCol="0" fromWordArt="0" anchor="ctr" anchorCtr="0" forceAA="0" compatLnSpc="1">
+                        <a:prstTxWarp prst="textNoShape">
+                          <a:avLst/>
+                        </a:prstTxWarp>
+                        <a:noAutofit/>
+                      </wps:bodyPr>
+                    </wps:wsp>
+                  </a:graphicData>
+                </a:graphic>
+                <wp14:sizeRelH relativeFrom="margin">
+                  <wp14:pctWidth>0</wp14:pctWidth>
+                </wp14:sizeRelH>
+                <wp14:sizeRelV relativeFrom="margin">
+                  <wp14:pctHeight>0</wp14:pctHeight>
+                </wp14:sizeRelV>
+              </wp:anchor>
+            </w:drawing>
+          </mc:Choice>
+          <mc:Fallback>
+            <w:pict>
+              <v:roundrect w14:anchorId="560CC23C" id="Rectángulo: esquinas redondeadas 1" o:spid="_x0000_s1026" style="position:absolute;margin-left:5.8pt;margin-top:243.6pt;width:84.05pt;height:23.5pt;z-index:251662339;visibility:visible;mso-wrap-style:square;mso-width-percent:0;mso-height-percent:0;mso-wrap-distance-left:9pt;mso-wrap-distance-top:0;mso-wrap-distance-right:9pt;mso-wrap-distance-bottom:0;mso-position-horizontal:absolute;mso-position-horizontal-relative:text;mso-position-vertical:absolute;mso-position-vertical-relative:text;mso-width-percent:0;mso-height-percent:0;mso-width-relative:margin;mso-height-relative:margin;v-text-anchor:middle" arcsize="10923f" o:gfxdata="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" filled="f" strokecolor="#e00" strokeweight="2.25pt"/>
+            </w:pict>
+          </mc:Fallback>
+        </mc:AlternateContent>
+      </w:r>
+      <w:r>
+        <w:rPr>
+          <w:rFonts w:ascii="Arial" w:hAnsi="Arial" w:cs="Arial"/>
+          <w:noProof/>
+          <w:sz w:val="22"/>
+          <w:szCs w:val="22"/>
+        </w:rPr>
+        <mc:AlternateContent>
+          <mc:Choice Requires="wps">
+            <w:drawing>
+              <wp:anchor distT="0" distB="0" distL="114300" distR="114300" simplePos="0" relativeHeight="251660291" behindDoc="0" locked="0" layoutInCell="1" allowOverlap="1" wp14:anchorId="6C92E26B" wp14:editId="2F106428">
+                <wp:simplePos x="0" y="0"/>
+                <wp:positionH relativeFrom="column">
+                  <wp:posOffset>91478</wp:posOffset>
+                </wp:positionH>
+                <wp:positionV relativeFrom="paragraph">
+                  <wp:posOffset>1700743</wp:posOffset>
+                </wp:positionV>
+                <wp:extent cx="1067366" cy="469837"/>
+                <wp:effectExtent l="19050" t="19050" r="19050" b="26035"/>
+                <wp:wrapNone/>
+                <wp:docPr id="1468831233" name="Rectángulo: esquinas redondeadas 1"/>
+                <wp:cNvGraphicFramePr/>
+                <a:graphic xmlns:a="http://schemas.openxmlformats.org/drawingml/2006/main">
+                  <a:graphicData uri="http://schemas.microsoft.com/office/word/2010/wordprocessingShape">
+                    <wps:wsp>
+                      <wps:cNvSpPr/>
+                      <wps:spPr>
+                        <a:xfrm>
+                          <a:off x="0" y="0"/>
+                          <a:ext cx="1067366" cy="469837"/>
+                        </a:xfrm>
+                        <a:prstGeom prst="roundRect">
+                          <a:avLst/>
+                        </a:prstGeom>
+                        <a:noFill/>
+                        <a:ln w="28575" cap="flat" cmpd="sng" algn="ctr">
+                          <a:solidFill>
+                            <a:srgbClr val="EE0000"/>
+                          </a:solidFill>
+                          <a:prstDash val="solid"/>
+                          <a:round/>
+                          <a:headEnd type="none" w="med" len="med"/>
+                          <a:tailEnd type="none" w="med" len="med"/>
+                        </a:ln>
+                      </wps:spPr>
+                      <wps:style>
+                        <a:lnRef idx="0">
+                          <a:scrgbClr r="0" g="0" b="0"/>
+                        </a:lnRef>
+                        <a:fillRef idx="0">
+                          <a:scrgbClr r="0" g="0" b="0"/>
+                        </a:fillRef>
+                        <a:effectRef idx="0">
+                          <a:scrgbClr r="0" g="0" b="0"/>
+                        </a:effectRef>
+                        <a:fontRef idx="minor">
+                          <a:schemeClr val="dk1"/>
+                        </a:fontRef>
+                      </wps:style>
+                      <wps:bodyPr rot="0" spcFirstLastPara="0" vertOverflow="overflow" horzOverflow="overflow" vert="horz" wrap="square" lIns="91440" tIns="45720" rIns="91440" bIns="45720" numCol="1" spcCol="0" rtlCol="0" fromWordArt="0" anchor="ctr" anchorCtr="0" forceAA="0" compatLnSpc="1">
+                        <a:prstTxWarp prst="textNoShape">
+                          <a:avLst/>
+                        </a:prstTxWarp>
+                        <a:noAutofit/>
+                      </wps:bodyPr>
+                    </wps:wsp>
+                  </a:graphicData>
+                </a:graphic>
+                <wp14:sizeRelH relativeFrom="margin">
+                  <wp14:pctWidth>0</wp14:pctWidth>
+                </wp14:sizeRelH>
+                <wp14:sizeRelV relativeFrom="margin">
+                  <wp14:pctHeight>0</wp14:pctHeight>
+                </wp14:sizeRelV>
+              </wp:anchor>
+            </w:drawing>
+          </mc:Choice>
+          <mc:Fallback>
+            <w:pict>
+              <v:roundrect w14:anchorId="2404362F" id="Rectángulo: esquinas redondeadas 1" o:spid="_x0000_s1026" style="position:absolute;margin-left:7.2pt;margin-top:133.9pt;width:84.05pt;height:37pt;z-index:251660291;visibility:visible;mso-wrap-style:square;mso-width-percent:0;mso-height-percent:0;mso-wrap-distance-left:9pt;mso-wrap-distance-top:0;mso-wrap-distance-right:9pt;mso-wrap-distance-bottom:0;mso-position-horizontal:absolute;mso-position-horizontal-relative:text;mso-position-vertical:absolute;mso-position-vertical-relative:text;mso-width-percent:0;mso-height-percent:0;mso-width-relative:margin;mso-height-relative:margin;v-text-anchor:middle" arcsize="10923f" o:gfxdata="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" filled="f" strokecolor="#e00" strokeweight="2.25pt"/>
+            </w:pict>
+          </mc:Fallback>
+        </mc:AlternateContent>
+      </w:r>
+      <w:r>
+        <w:rPr>
+          <w:noProof/>
+        </w:rPr>
+        <w:drawing>
+          <wp:inline distT="0" distB="0" distL="0" distR="0" wp14:anchorId="3FE43384" wp14:editId="15181221">
+            <wp:extent cx="5943600" cy="4324350"/>
+            <wp:effectExtent l="0" t="0" r="0" b="0"/>
+            <wp:docPr id="2136938674" name="drawing"/>
+            <wp:cNvGraphicFramePr>
+              <a:graphicFrameLocks xmlns:a="http://schemas.openxmlformats.org/drawingml/2006/main" noChangeAspect="1"/>
+            </wp:cNvGraphicFramePr>
+            <a:graphic xmlns:a="http://schemas.openxmlformats.org/drawingml/2006/main">
+              <a:graphicData uri="http://schemas.openxmlformats.org/drawingml/2006/picture">
+                <pic:pic xmlns:pic="http://schemas.openxmlformats.org/drawingml/2006/picture">
+                  <pic:nvPicPr>
+                    <pic:cNvPr id="2136938674" name="Picture 2136938674"/>
+                    <pic:cNvPicPr/>
+                  </pic:nvPicPr>
+                  <pic:blipFill>
+                    <a:blip r:embed="rId20">
+                      <a:extLst>
+                        <a:ext uri="{28A0092B-C50C-407E-A947-70E740481C1C}">
+                          <a14:useLocalDpi xmlns:a14="http://schemas.microsoft.com/office/drawing/2010/main"/>
+                        </a:ext>
+                      </a:extLst>
+                    </a:blip>
+                    <a:stretch>
+                      <a:fillRect/>
+                    </a:stretch>
+                  </pic:blipFill>
+                  <pic:spPr>
+                    <a:xfrm>
+                      <a:off x="0" y="0"/>
+                      <a:ext cx="5943600" cy="4324350"/>
+                    </a:xfrm>
+                    <a:prstGeom prst="rect">
+                      <a:avLst/>
+                    </a:prstGeom>
+                  </pic:spPr>
+                </pic:pic>
+              </a:graphicData>
+            </a:graphic>
+          </wp:inline>
+        </w:drawing>
       </w:r>
     </w:p>
     <w:sectPr>
@@ -1090,6 +3917,119 @@
 <file path=word/numbering.xml><?xml version="1.0" encoding="utf-8"?>
 <w:numbering xmlns:wpc="http://schemas.microsoft.com/office/word/2010/wordprocessingCanvas" xmlns:cx="http://schemas.microsoft.com/office/drawing/2014/chartex" xmlns:cx1="http://schemas.microsoft.com/office/drawing/2015/9/8/chartex" xmlns:cx2="http://schemas.microsoft.com/office/drawing/2015/10/21/chartex" xmlns:cx3="http://schemas.microsoft.com/office/drawing/2016/5/9/chartex" xmlns:cx4="http://schemas.microsoft.com/office/drawing/2016/5/10/chartex" xmlns:cx5="http://schemas.microsoft.com/office/drawing/2016/5/11/chartex" xmlns:cx6="http://schemas.microsoft.com/office/drawing/2016/5/12/chartex" xmlns:cx7="http://schemas.microsoft.com/office/drawing/2016/5/13/chartex" xmlns:cx8="http://schemas.microsoft.com/office/drawing/2016/5/14/chartex" xmlns:mc="http://schemas.openxmlformats.org/markup-compatibility/2006" xmlns:aink="http://schemas.microsoft.com/office/drawing/2016/ink" xmlns:am3d="http://schemas.microsoft.com/office/drawing/2017/model3d" xmlns:o="urn:schemas-microsoft-com:office:office" xmlns:oel="http://schemas.microsoft.com/office/2019/extlst" xmlns:r="http://schemas.openxmlformats.org/officeDocument/2006/relationships" xmlns:m="http://schemas.openxmlformats.org/officeDocument/2006/math" xmlns:v="urn:schemas-microsoft-com:vml" xmlns:wp14="http://schemas.microsoft.com/office/word/2010/wordprocessingDrawing" xmlns:wp="http://schemas.openxmlformats.org/drawingml/2006/wordprocessingDrawing" xmlns:w10="urn:schemas-microsoft-com:office:word" xmlns:w="http://schemas.openxmlformats.org/wordprocessingml/2006/main" xmlns:w14="http://schemas.microsoft.com/office/word/2010/wordml" xmlns:w15="http://schemas.microsoft.com/office/word/2012/wordml" xmlns:w16cei="http://schemas.microsoft.com/office/word/2026/wordml/cei" xmlns:w16cex="http://schemas.microsoft.com/office/word/2018/wordml/cex" xmlns:w16cid="http://schemas.microsoft.com/office/word/2016/wordml/cid" xmlns:w16="http://schemas.microsoft.com/office/word/2018/wordml" xmlns:w16du="http://schemas.microsoft.com/office/word/2023/wordml/word16du" xmlns:w16sdtdh="http://schemas.microsoft.com/office/word/2020/wordml/sdtdatahash" xmlns:w16sdtfl="http://schemas.microsoft.com/office/word/2024/wordml/sdtformatlock" xmlns:w16se="http://schemas.microsoft.com/office/word/2015/wordml/symex" xmlns:wpg="http://schemas.microsoft.com/office/word/2010/wordprocessingGroup" xmlns:wpi="http://schemas.microsoft.com/office/word/2010/wordprocessingInk" xmlns:wne="http://schemas.microsoft.com/office/word/2006/wordml" xmlns:wps="http://schemas.microsoft.com/office/word/2010/wordprocessingShape" mc:Ignorable="w14 w15 w16se w16cid w16 w16cex w16sdtdh w16sdtfl w16du wp14">
   <w:abstractNum w:abstractNumId="0" w15:restartNumberingAfterBreak="0">
+    <w:nsid w:val="20B61EF4"/>
+    <w:multiLevelType w:val="hybridMultilevel"/>
+    <w:tmpl w:val="DA2A3856"/>
+    <w:lvl w:ilvl="0" w:tplc="D478B748">
+      <w:start w:val="1"/>
+      <w:numFmt w:val="bullet"/>
+      <w:lvlText w:val=""/>
+      <w:lvlJc w:val="left"/>
+      <w:pPr>
+        <w:ind w:left="1080" w:hanging="360"/>
+      </w:pPr>
+      <w:rPr>
+        <w:rFonts w:ascii="Symbol" w:eastAsiaTheme="minorHAnsi" w:hAnsi="Symbol" w:cstheme="minorBidi" w:hint="default"/>
+      </w:rPr>
+    </w:lvl>
+    <w:lvl w:ilvl="1" w:tplc="04090003" w:tentative="1">
+      <w:start w:val="1"/>
+      <w:numFmt w:val="bullet"/>
+      <w:lvlText w:val="o"/>
+      <w:lvlJc w:val="left"/>
+      <w:pPr>
+        <w:ind w:left="1800" w:hanging="360"/>
+      </w:pPr>
+      <w:rPr>
+        <w:rFonts w:ascii="Courier New" w:hAnsi="Courier New" w:cs="Courier New" w:hint="default"/>
+      </w:rPr>
+    </w:lvl>
+    <w:lvl w:ilvl="2" w:tplc="04090005" w:tentative="1">
+      <w:start w:val="1"/>
+      <w:numFmt w:val="bullet"/>
+      <w:lvlText w:val=""/>
+      <w:lvlJc w:val="left"/>
+      <w:pPr>
+        <w:ind w:left="2520" w:hanging="360"/>
+      </w:pPr>
+      <w:rPr>
+        <w:rFonts w:ascii="Wingdings" w:hAnsi="Wingdings" w:hint="default"/>
+      </w:rPr>
+    </w:lvl>
+    <w:lvl w:ilvl="3" w:tplc="04090001" w:tentative="1">
+      <w:start w:val="1"/>
+      <w:numFmt w:val="bullet"/>
+      <w:lvlText w:val=""/>
+      <w:lvlJc w:val="left"/>
+      <w:pPr>
+        <w:ind w:left="3240" w:hanging="360"/>
+      </w:pPr>
+      <w:rPr>
+        <w:rFonts w:ascii="Symbol" w:hAnsi="Symbol" w:hint="default"/>
+      </w:rPr>
+    </w:lvl>
+    <w:lvl w:ilvl="4" w:tplc="04090003" w:tentative="1">
+      <w:start w:val="1"/>
+      <w:numFmt w:val="bullet"/>
+      <w:lvlText w:val="o"/>
+      <w:lvlJc w:val="left"/>
+      <w:pPr>
+        <w:ind w:left="3960" w:hanging="360"/>
+      </w:pPr>
+      <w:rPr>
+        <w:rFonts w:ascii="Courier New" w:hAnsi="Courier New" w:cs="Courier New" w:hint="default"/>
+      </w:rPr>
+    </w:lvl>
+    <w:lvl w:ilvl="5" w:tplc="04090005" w:tentative="1">
+      <w:start w:val="1"/>
+      <w:numFmt w:val="bullet"/>
+      <w:lvlText w:val=""/>
+      <w:lvlJc w:val="left"/>
+      <w:pPr>
+        <w:ind w:left="4680" w:hanging="360"/>
+      </w:pPr>
+      <w:rPr>
+        <w:rFonts w:ascii="Wingdings" w:hAnsi="Wingdings" w:hint="default"/>
+      </w:rPr>
+    </w:lvl>
+    <w:lvl w:ilvl="6" w:tplc="04090001" w:tentative="1">
+      <w:start w:val="1"/>
+      <w:numFmt w:val="bullet"/>
+      <w:lvlText w:val=""/>
+      <w:lvlJc w:val="left"/>
+      <w:pPr>
+        <w:ind w:left="5400" w:hanging="360"/>
+      </w:pPr>
+      <w:rPr>
+        <w:rFonts w:ascii="Symbol" w:hAnsi="Symbol" w:hint="default"/>
+      </w:rPr>
+    </w:lvl>
+    <w:lvl w:ilvl="7" w:tplc="04090003" w:tentative="1">
+      <w:start w:val="1"/>
+      <w:numFmt w:val="bullet"/>
+      <w:lvlText w:val="o"/>
+      <w:lvlJc w:val="left"/>
+      <w:pPr>
+        <w:ind w:left="6120" w:hanging="360"/>
+      </w:pPr>
+      <w:rPr>
+        <w:rFonts w:ascii="Courier New" w:hAnsi="Courier New" w:cs="Courier New" w:hint="default"/>
+      </w:rPr>
+    </w:lvl>
+    <w:lvl w:ilvl="8" w:tplc="04090005" w:tentative="1">
+      <w:start w:val="1"/>
+      <w:numFmt w:val="bullet"/>
+      <w:lvlText w:val=""/>
+      <w:lvlJc w:val="left"/>
+      <w:pPr>
+        <w:ind w:left="6840" w:hanging="360"/>
+      </w:pPr>
+      <w:rPr>
+        <w:rFonts w:ascii="Wingdings" w:hAnsi="Wingdings" w:hint="default"/>
+      </w:rPr>
+    </w:lvl>
+  </w:abstractNum>
+  <w:abstractNum w:abstractNumId="1" w15:restartNumberingAfterBreak="0">
     <w:nsid w:val="30197D5B"/>
     <w:multiLevelType w:val="multilevel"/>
     <w:tmpl w:val="6EAEA486"/>
@@ -1108,109 +4048,77 @@
     <w:lvl w:ilvl="1">
       <w:start w:val="1"/>
       <w:numFmt w:val="decimal"/>
-      <w:isLgl/>
       <w:lvlText w:val="%1.%2."/>
       <w:lvlJc w:val="left"/>
       <w:pPr>
         <w:ind w:left="1080" w:hanging="360"/>
       </w:pPr>
-      <w:rPr>
-        <w:rFonts w:hint="default"/>
-      </w:rPr>
     </w:lvl>
     <w:lvl w:ilvl="2">
       <w:start w:val="1"/>
       <w:numFmt w:val="decimal"/>
-      <w:isLgl/>
       <w:lvlText w:val="%1.%2.%3."/>
       <w:lvlJc w:val="left"/>
       <w:pPr>
         <w:ind w:left="1800" w:hanging="720"/>
       </w:pPr>
-      <w:rPr>
-        <w:rFonts w:hint="default"/>
-      </w:rPr>
     </w:lvl>
     <w:lvl w:ilvl="3">
       <w:start w:val="1"/>
       <w:numFmt w:val="decimal"/>
-      <w:isLgl/>
       <w:lvlText w:val="%1.%2.%3.%4."/>
       <w:lvlJc w:val="left"/>
       <w:pPr>
         <w:ind w:left="2160" w:hanging="720"/>
       </w:pPr>
-      <w:rPr>
-        <w:rFonts w:hint="default"/>
-      </w:rPr>
     </w:lvl>
     <w:lvl w:ilvl="4">
       <w:start w:val="1"/>
       <w:numFmt w:val="decimal"/>
-      <w:isLgl/>
       <w:lvlText w:val="%1.%2.%3.%4.%5."/>
       <w:lvlJc w:val="left"/>
       <w:pPr>
         <w:ind w:left="2520" w:hanging="720"/>
       </w:pPr>
-      <w:rPr>
-        <w:rFonts w:hint="default"/>
-      </w:rPr>
     </w:lvl>
     <w:lvl w:ilvl="5">
       <w:start w:val="1"/>
       <w:numFmt w:val="decimal"/>
-      <w:isLgl/>
       <w:lvlText w:val="%1.%2.%3.%4.%5.%6."/>
       <w:lvlJc w:val="left"/>
       <w:pPr>
         <w:ind w:left="3240" w:hanging="1080"/>
       </w:pPr>
-      <w:rPr>
-        <w:rFonts w:hint="default"/>
-      </w:rPr>
     </w:lvl>
     <w:lvl w:ilvl="6">
       <w:start w:val="1"/>
       <w:numFmt w:val="decimal"/>
-      <w:isLgl/>
       <w:lvlText w:val="%1.%2.%3.%4.%5.%6.%7."/>
       <w:lvlJc w:val="left"/>
       <w:pPr>
         <w:ind w:left="3600" w:hanging="1080"/>
       </w:pPr>
-      <w:rPr>
-        <w:rFonts w:hint="default"/>
-      </w:rPr>
     </w:lvl>
     <w:lvl w:ilvl="7">
       <w:start w:val="1"/>
       <w:numFmt w:val="decimal"/>
-      <w:isLgl/>
       <w:lvlText w:val="%1.%2.%3.%4.%5.%6.%7.%8."/>
       <w:lvlJc w:val="left"/>
       <w:pPr>
         <w:ind w:left="3960" w:hanging="1080"/>
       </w:pPr>
-      <w:rPr>
-        <w:rFonts w:hint="default"/>
-      </w:rPr>
     </w:lvl>
     <w:lvl w:ilvl="8">
       <w:start w:val="1"/>
       <w:numFmt w:val="decimal"/>
-      <w:isLgl/>
       <w:lvlText w:val="%1.%2.%3.%4.%5.%6.%7.%8.%9."/>
       <w:lvlJc w:val="left"/>
       <w:pPr>
         <w:ind w:left="4680" w:hanging="1440"/>
       </w:pPr>
-      <w:rPr>
-        <w:rFonts w:hint="default"/>
-      </w:rPr>
     </w:lvl>
   </w:abstractNum>
-  <w:abstractNum w:abstractNumId="1" w15:restartNumberingAfterBreak="0">
+  <w:abstractNum w:abstractNumId="2" w15:restartNumberingAfterBreak="0">
     <w:nsid w:val="59C40D56"/>
     <w:multiLevelType w:val="hybridMultilevel"/>
     <w:tmpl w:val="D1368820"/>
@@ -1297,7 +4205,7 @@
       </w:pPr>
     </w:lvl>
   </w:abstractNum>
-  <w:abstractNum w:abstractNumId="2" w15:restartNumberingAfterBreak="0">
+  <w:abstractNum w:abstractNumId="3" w15:restartNumberingAfterBreak="0">
     <w:nsid w:val="775B2123"/>
     <w:multiLevelType w:val="multilevel"/>
     <w:tmpl w:val="66369F5E"/>
@@ -1316,119 +4224,90 @@
     <w:lvl w:ilvl="1">
       <w:start w:val="1"/>
       <w:numFmt w:val="decimal"/>
-      <w:isLgl/>
       <w:lvlText w:val="%1.%2."/>
       <w:lvlJc w:val="left"/>
       <w:pPr>
         <w:ind w:left="720" w:hanging="360"/>
       </w:pPr>
-      <w:rPr>
-        <w:rFonts w:hint="default"/>
-      </w:rPr>
     </w:lvl>
     <w:lvl w:ilvl="2">
       <w:start w:val="1"/>
       <w:numFmt w:val="decimal"/>
-      <w:isLgl/>
       <w:lvlText w:val="%1.%2.%3."/>
       <w:lvlJc w:val="left"/>
       <w:pPr>
         <w:ind w:left="1080" w:hanging="720"/>
       </w:pPr>
-      <w:rPr>
-        <w:rFonts w:hint="default"/>
-      </w:rPr>
     </w:lvl>
     <w:lvl w:ilvl="3">
       <w:start w:val="1"/>
       <w:numFmt w:val="decimal"/>
-      <w:isLgl/>
       <w:lvlText w:val="%1.%2.%3.%4."/>
       <w:lvlJc w:val="left"/>
       <w:pPr>
         <w:ind w:left="1080" w:hanging="720"/>
       </w:pPr>
-      <w:rPr>
-        <w:rFonts w:hint="default"/>
-      </w:rPr>
     </w:lvl>
     <w:lvl w:ilvl="4">
       <w:start w:val="1"/>
       <w:numFmt w:val="decimal"/>
-      <w:isLgl/>
       <w:lvlText w:val="%1.%2.%3.%4.%5."/>
       <w:lvlJc w:val="left"/>
       <w:pPr>
         <w:ind w:left="1080" w:hanging="720"/>
       </w:pPr>
-      <w:rPr>
-        <w:rFonts w:hint="default"/>
-      </w:rPr>
     </w:lvl>
     <w:lvl w:ilvl="5">
       <w:start w:val="1"/>
       <w:numFmt w:val="decimal"/>
-      <w:isLgl/>
       <w:lvlText w:val="%1.%2.%3.%4.%5.%6."/>
       <w:lvlJc w:val="left"/>
       <w:pPr>
         <w:ind w:left="1440" w:hanging="1080"/>
       </w:pPr>
-      <w:rPr>
-        <w:rFonts w:hint="default"/>
-      </w:rPr>
     </w:lvl>
     <w:lvl w:ilvl="6">
       <w:start w:val="1"/>
       <w:numFmt w:val="decimal"/>
-      <w:isLgl/>
       <w:lvlText w:val="%1.%2.%3.%4.%5.%6.%7."/>
       <w:lvlJc w:val="left"/>
       <w:pPr>
         <w:ind w:left="1440" w:hanging="1080"/>
       </w:pPr>
-      <w:rPr>
-        <w:rFonts w:hint="default"/>
-      </w:rPr>
     </w:lvl>
     <w:lvl w:ilvl="7">
       <w:start w:val="1"/>
       <w:numFmt w:val="decimal"/>
-      <w:isLgl/>
       <w:lvlText w:val="%1.%2.%3.%4.%5.%6.%7.%8."/>
       <w:lvlJc w:val="left"/>
       <w:pPr>
         <w:ind w:left="1440" w:hanging="1080"/>
       </w:pPr>
-      <w:rPr>
-        <w:rFonts w:hint="default"/>
-      </w:rPr>
     </w:lvl>
     <w:lvl w:ilvl="8">
       <w:start w:val="1"/>
       <w:numFmt w:val="decimal"/>
-      <w:isLgl/>
       <w:lvlText w:val="%1.%2.%3.%4.%5.%6.%7.%8.%9."/>
       <w:lvlJc w:val="left"/>
       <w:pPr>
         <w:ind w:left="1800" w:hanging="1440"/>
       </w:pPr>
-      <w:rPr>
-        <w:rFonts w:hint="default"/>
-      </w:rPr>
     </w:lvl>
   </w:abstractNum>
   <w:num w:numId="1" w16cid:durableId="1612398506">
+    <w:abstractNumId w:val="2"/>
+  </w:num>
+  <w:num w:numId="2" w16cid:durableId="668873789">
+    <w:abstractNumId w:val="2"/>
+  </w:num>
+  <w:num w:numId="3" w16cid:durableId="406851334">
     <w:abstractNumId w:val="1"/>
   </w:num>
-  <w:num w:numId="2" w16cid:durableId="668873789">
-    <w:abstractNumId w:val="1"/>
+  <w:num w:numId="4" w16cid:durableId="1804881727">
+    <w:abstractNumId w:val="3"/>
   </w:num>
-  <w:num w:numId="3" w16cid:durableId="406851334">
+  <w:num w:numId="5" w16cid:durableId="1162936812">
     <w:abstractNumId w:val="0"/>
-  </w:num>
-  <w:num w:numId="4" w16cid:durableId="1804881727">
-    <w:abstractNumId w:val="2"/>
   </w:num>
 </w:numbering>
 </file>
